--- a/assets/110125013.docx
+++ b/assets/110125013.docx
@@ -1,6 +1,6 @@
 
 <file path=word/document.xml><?xml version="1.0" encoding="utf-8"?>
-<w:document xmlns:wpc="http://schemas.microsoft.com/office/word/2010/wordprocessingCanvas" xmlns:cx="http://schemas.microsoft.com/office/drawing/2014/chartex" xmlns:cx1="http://schemas.microsoft.com/office/drawing/2015/9/8/chartex" xmlns:cx2="http://schemas.microsoft.com/office/drawing/2015/10/21/chartex" xmlns:cx3="http://schemas.microsoft.com/office/drawing/2016/5/9/chartex" xmlns:cx4="http://schemas.microsoft.com/office/drawing/2016/5/10/chartex" xmlns:cx5="http://schemas.microsoft.com/office/drawing/2016/5/11/chartex" xmlns:cx6="http://schemas.microsoft.com/office/drawing/2016/5/12/chartex" xmlns:cx7="http://schemas.microsoft.com/office/drawing/2016/5/13/chartex" xmlns:cx8="http://schemas.microsoft.com/office/drawing/2016/5/14/chartex" xmlns:mc="http://schemas.openxmlformats.org/markup-compatibility/2006" xmlns:aink="http://schemas.microsoft.com/office/drawing/2016/ink" xmlns:am3d="http://schemas.microsoft.com/office/drawing/2017/model3d" xmlns:o="urn:schemas-microsoft-com:office:office" xmlns:r="http://schemas.openxmlformats.org/officeDocument/2006/relationships" xmlns:m="http://schemas.openxmlformats.org/officeDocument/2006/math" xmlns:v="urn:schemas-microsoft-com:vml" xmlns:wp14="http://schemas.microsoft.com/office/word/2010/wordprocessingDrawing" xmlns:wp="http://schemas.openxmlformats.org/drawingml/2006/wordprocessingDrawing" xmlns:w10="urn:schemas-microsoft-com:office:word" xmlns:w="http://schemas.openxmlformats.org/wordprocessingml/2006/main" xmlns:w14="http://schemas.microsoft.com/office/word/2010/wordml" xmlns:w15="http://schemas.microsoft.com/office/word/2012/wordml" xmlns:w16cex="http://schemas.microsoft.com/office/word/2018/wordml/cex" xmlns:w16cid="http://schemas.microsoft.com/office/word/2016/wordml/cid" xmlns:w16="http://schemas.microsoft.com/office/word/2018/wordml" xmlns:w16sdtdh="http://schemas.microsoft.com/office/word/2020/wordml/sdtdatahash" xmlns:w16se="http://schemas.microsoft.com/office/word/2015/wordml/symex" xmlns:wpg="http://schemas.microsoft.com/office/word/2010/wordprocessingGroup" xmlns:wpi="http://schemas.microsoft.com/office/word/2010/wordprocessingInk" xmlns:wne="http://schemas.microsoft.com/office/word/2006/wordml" xmlns:wps="http://schemas.microsoft.com/office/word/2010/wordprocessingShape" mc:Ignorable="w14 w15 w16se w16cid w16 w16cex w16sdtdh wp14">
+<w:document xmlns:wpc="http://schemas.microsoft.com/office/word/2010/wordprocessingCanvas" xmlns:mc="http://schemas.openxmlformats.org/markup-compatibility/2006" xmlns:o="urn:schemas-microsoft-com:office:office" xmlns:r="http://schemas.openxmlformats.org/officeDocument/2006/relationships" xmlns:m="http://schemas.openxmlformats.org/officeDocument/2006/math" xmlns:v="urn:schemas-microsoft-com:vml" xmlns:wp14="http://schemas.microsoft.com/office/word/2010/wordprocessingDrawing" xmlns:wp="http://schemas.openxmlformats.org/drawingml/2006/wordprocessingDrawing" xmlns:w10="urn:schemas-microsoft-com:office:word" xmlns:w="http://schemas.openxmlformats.org/wordprocessingml/2006/main" xmlns:w14="http://schemas.microsoft.com/office/word/2010/wordml" xmlns:w15="http://schemas.microsoft.com/office/word/2012/wordml" xmlns:wpg="http://schemas.microsoft.com/office/word/2010/wordprocessingGroup" xmlns:wpi="http://schemas.microsoft.com/office/word/2010/wordprocessingInk" xmlns:wne="http://schemas.microsoft.com/office/word/2006/wordml" xmlns:wps="http://schemas.microsoft.com/office/word/2010/wordprocessingShape" mc:Ignorable="w14 w15 wp14">
   <w:body>
     <w:p>
       <w:pPr>
@@ -10,105 +10,30 @@
           <w:szCs w:val="30"/>
         </w:rPr>
       </w:pPr>
+      <w:bookmarkStart w:id="0" w:name="_GoBack"/>
+      <w:bookmarkEnd w:id="0"/>
       <w:r>
         <w:rPr>
           <w:sz w:val="30"/>
           <w:szCs w:val="30"/>
         </w:rPr>
-        <w:t>Đ</w:t>
-      </w:r>
-      <w:r>
+        <w:t>ĐẠI HỌC TRÀ VINH</w:t>
+      </w:r>
+    </w:p>
+    <w:p>
+      <w:pPr>
+        <w:jc w:val="center"/>
         <w:rPr>
           <w:sz w:val="30"/>
           <w:szCs w:val="30"/>
         </w:rPr>
-        <w:t>Ạ</w:t>
-      </w:r>
+      </w:pPr>
       <w:r>
         <w:rPr>
           <w:sz w:val="30"/>
           <w:szCs w:val="30"/>
         </w:rPr>
-        <w:t>I H</w:t>
-      </w:r>
-      <w:r>
-        <w:rPr>
-          <w:sz w:val="30"/>
-          <w:szCs w:val="30"/>
-        </w:rPr>
-        <w:t>Ọ</w:t>
-      </w:r>
-      <w:r>
-        <w:rPr>
-          <w:sz w:val="30"/>
-          <w:szCs w:val="30"/>
-        </w:rPr>
-        <w:t>C TRÀ VINH</w:t>
-      </w:r>
-    </w:p>
-    <w:p>
-      <w:pPr>
-        <w:jc w:val="center"/>
-        <w:rPr>
-          <w:sz w:val="30"/>
-          <w:szCs w:val="30"/>
-        </w:rPr>
-      </w:pPr>
-      <w:r>
-        <w:rPr>
-          <w:sz w:val="30"/>
-          <w:szCs w:val="30"/>
-        </w:rPr>
-        <w:t>TRƯ</w:t>
-      </w:r>
-      <w:r>
-        <w:rPr>
-          <w:sz w:val="30"/>
-          <w:szCs w:val="30"/>
-        </w:rPr>
-        <w:t>Ờ</w:t>
-      </w:r>
-      <w:r>
-        <w:rPr>
-          <w:sz w:val="30"/>
-          <w:szCs w:val="30"/>
-        </w:rPr>
-        <w:t>NG K</w:t>
-      </w:r>
-      <w:r>
-        <w:rPr>
-          <w:sz w:val="30"/>
-          <w:szCs w:val="30"/>
-        </w:rPr>
-        <w:t>Ỹ</w:t>
-      </w:r>
-      <w:r>
-        <w:rPr>
-          <w:sz w:val="30"/>
-          <w:szCs w:val="30"/>
-        </w:rPr>
-        <w:t xml:space="preserve"> THU</w:t>
-      </w:r>
-      <w:r>
-        <w:rPr>
-          <w:sz w:val="30"/>
-          <w:szCs w:val="30"/>
-        </w:rPr>
-        <w:t>Ậ</w:t>
-      </w:r>
-      <w:r>
-        <w:rPr>
-          <w:sz w:val="30"/>
-          <w:szCs w:val="30"/>
-        </w:rPr>
-        <w:t>T VÀ CÔNG NGH</w:t>
-      </w:r>
-      <w:r>
-        <w:rPr>
-          <w:sz w:val="30"/>
-          <w:szCs w:val="30"/>
-        </w:rPr>
-        <w:t>Ệ</w:t>
+        <w:t>TRƯỜNG KỸ THUẬT VÀ CÔNG NGHỆ</w:t>
       </w:r>
     </w:p>
     <w:p>
@@ -126,23 +51,7 @@
           <w:sz w:val="30"/>
           <w:szCs w:val="30"/>
         </w:rPr>
-        <w:t>KHOA CÔNG NGH</w:t>
-      </w:r>
-      <w:r>
-        <w:rPr>
-          <w:b/>
-          <w:sz w:val="30"/>
-          <w:szCs w:val="30"/>
-        </w:rPr>
-        <w:t>Ệ</w:t>
-      </w:r>
-      <w:r>
-        <w:rPr>
-          <w:b/>
-          <w:sz w:val="30"/>
-          <w:szCs w:val="30"/>
-        </w:rPr>
-        <w:t xml:space="preserve"> THÔNG TIN</w:t>
+        <w:t>KHOA CÔNG NGHỆ THÔNG TIN</w:t>
       </w:r>
     </w:p>
     <w:p>
@@ -243,89 +152,25 @@
           <w:sz w:val="30"/>
           <w:szCs w:val="30"/>
         </w:rPr>
-        <w:t>Đ</w:t>
-      </w:r>
-      <w:r>
+        <w:t>ĐỒ ÁN MÔN HỌC</w:t>
+      </w:r>
+    </w:p>
+    <w:p>
+      <w:pPr>
+        <w:jc w:val="center"/>
         <w:rPr>
           <w:b/>
           <w:sz w:val="30"/>
           <w:szCs w:val="30"/>
         </w:rPr>
-        <w:t>Ồ</w:t>
-      </w:r>
+      </w:pPr>
       <w:r>
         <w:rPr>
           <w:b/>
           <w:sz w:val="30"/>
           <w:szCs w:val="30"/>
         </w:rPr>
-        <w:t xml:space="preserve"> ÁN MÔN H</w:t>
-      </w:r>
-      <w:r>
-        <w:rPr>
-          <w:b/>
-          <w:sz w:val="30"/>
-          <w:szCs w:val="30"/>
-        </w:rPr>
-        <w:t>Ọ</w:t>
-      </w:r>
-      <w:r>
-        <w:rPr>
-          <w:b/>
-          <w:sz w:val="30"/>
-          <w:szCs w:val="30"/>
-        </w:rPr>
-        <w:t>C</w:t>
-      </w:r>
-    </w:p>
-    <w:p>
-      <w:pPr>
-        <w:jc w:val="center"/>
-        <w:rPr>
-          <w:b/>
-          <w:sz w:val="30"/>
-          <w:szCs w:val="30"/>
-        </w:rPr>
-      </w:pPr>
-      <w:r>
-        <w:rPr>
-          <w:b/>
-          <w:sz w:val="30"/>
-          <w:szCs w:val="30"/>
-        </w:rPr>
-        <w:t>THI</w:t>
-      </w:r>
-      <w:r>
-        <w:rPr>
-          <w:b/>
-          <w:sz w:val="30"/>
-          <w:szCs w:val="30"/>
-        </w:rPr>
-        <w:t>Ế</w:t>
-      </w:r>
-      <w:r>
-        <w:rPr>
-          <w:b/>
-          <w:sz w:val="30"/>
-          <w:szCs w:val="30"/>
-        </w:rPr>
-        <w:t>T K</w:t>
-      </w:r>
-      <w:r>
-        <w:rPr>
-          <w:b/>
-          <w:sz w:val="30"/>
-          <w:szCs w:val="30"/>
-        </w:rPr>
-        <w:t>Ế</w:t>
-      </w:r>
-      <w:r>
-        <w:rPr>
-          <w:b/>
-          <w:sz w:val="30"/>
-          <w:szCs w:val="30"/>
-        </w:rPr>
-        <w:t xml:space="preserve"> WEB</w:t>
+        <w:t>THIẾT KẾ WEB</w:t>
       </w:r>
     </w:p>
     <w:p>
@@ -424,55 +269,7 @@
                 <w:sz w:val="28"/>
                 <w:szCs w:val="28"/>
               </w:rPr>
-              <w:t>Ngư</w:t>
-            </w:r>
-            <w:r>
-              <w:rPr>
-                <w:b/>
-                <w:sz w:val="28"/>
-                <w:szCs w:val="28"/>
-              </w:rPr>
-              <w:t>ờ</w:t>
-            </w:r>
-            <w:r>
-              <w:rPr>
-                <w:b/>
-                <w:sz w:val="28"/>
-                <w:szCs w:val="28"/>
-              </w:rPr>
-              <w:t>i hư</w:t>
-            </w:r>
-            <w:r>
-              <w:rPr>
-                <w:b/>
-                <w:sz w:val="28"/>
-                <w:szCs w:val="28"/>
-              </w:rPr>
-              <w:t>ớ</w:t>
-            </w:r>
-            <w:r>
-              <w:rPr>
-                <w:b/>
-                <w:sz w:val="28"/>
-                <w:szCs w:val="28"/>
-              </w:rPr>
-              <w:t>ng d</w:t>
-            </w:r>
-            <w:r>
-              <w:rPr>
-                <w:b/>
-                <w:sz w:val="28"/>
-                <w:szCs w:val="28"/>
-              </w:rPr>
-              <w:t>ẫ</w:t>
-            </w:r>
-            <w:r>
-              <w:rPr>
-                <w:b/>
-                <w:sz w:val="28"/>
-                <w:szCs w:val="28"/>
-              </w:rPr>
-              <w:t>n:</w:t>
+              <w:t>Người hướng dẫn:</w:t>
             </w:r>
           </w:p>
           <w:p>
@@ -489,35 +286,7 @@
                 <w:sz w:val="28"/>
                 <w:szCs w:val="28"/>
               </w:rPr>
-              <w:t>Ths. Nguy</w:t>
-            </w:r>
-            <w:r>
-              <w:rPr>
-                <w:sz w:val="28"/>
-                <w:szCs w:val="28"/>
-              </w:rPr>
-              <w:t>ễ</w:t>
-            </w:r>
-            <w:r>
-              <w:rPr>
-                <w:sz w:val="28"/>
-                <w:szCs w:val="28"/>
-              </w:rPr>
-              <w:t>n Ng</w:t>
-            </w:r>
-            <w:r>
-              <w:rPr>
-                <w:sz w:val="28"/>
-                <w:szCs w:val="28"/>
-              </w:rPr>
-              <w:t>ọ</w:t>
-            </w:r>
-            <w:r>
-              <w:rPr>
-                <w:sz w:val="28"/>
-                <w:szCs w:val="28"/>
-              </w:rPr>
-              <w:t>c Đan Thanh</w:t>
+              <w:t>Ths. Nguyễn Ngọc Đan Thanh</w:t>
             </w:r>
           </w:p>
         </w:tc>
@@ -540,39 +309,7 @@
                 <w:sz w:val="28"/>
                 <w:szCs w:val="28"/>
               </w:rPr>
-              <w:t>Sinh viên th</w:t>
-            </w:r>
-            <w:r>
-              <w:rPr>
-                <w:b/>
-                <w:sz w:val="28"/>
-                <w:szCs w:val="28"/>
-              </w:rPr>
-              <w:t>ự</w:t>
-            </w:r>
-            <w:r>
-              <w:rPr>
-                <w:b/>
-                <w:sz w:val="28"/>
-                <w:szCs w:val="28"/>
-              </w:rPr>
-              <w:t>c hi</w:t>
-            </w:r>
-            <w:r>
-              <w:rPr>
-                <w:b/>
-                <w:sz w:val="28"/>
-                <w:szCs w:val="28"/>
-              </w:rPr>
-              <w:t>ệ</w:t>
-            </w:r>
-            <w:r>
-              <w:rPr>
-                <w:b/>
-                <w:sz w:val="28"/>
-                <w:szCs w:val="28"/>
-              </w:rPr>
-              <w:t>n:</w:t>
+              <w:t>Sinh viên thực hiện:</w:t>
             </w:r>
           </w:p>
           <w:p>
@@ -589,21 +326,7 @@
                 <w:sz w:val="28"/>
                 <w:szCs w:val="28"/>
               </w:rPr>
-              <w:t>H</w:t>
-            </w:r>
-            <w:r>
-              <w:rPr>
-                <w:sz w:val="28"/>
-                <w:szCs w:val="28"/>
-              </w:rPr>
-              <w:t>ọ</w:t>
-            </w:r>
-            <w:r>
-              <w:rPr>
-                <w:sz w:val="28"/>
-                <w:szCs w:val="28"/>
-              </w:rPr>
-              <w:t xml:space="preserve"> tên: </w:t>
+              <w:t xml:space="preserve">Họ tên: </w:t>
             </w:r>
             <w:r>
               <w:rPr>
@@ -627,21 +350,7 @@
                 <w:sz w:val="28"/>
                 <w:szCs w:val="28"/>
               </w:rPr>
-              <w:t>Mã s</w:t>
-            </w:r>
-            <w:r>
-              <w:rPr>
-                <w:sz w:val="28"/>
-                <w:szCs w:val="28"/>
-              </w:rPr>
-              <w:t>ố</w:t>
-            </w:r>
-            <w:r>
-              <w:rPr>
-                <w:sz w:val="28"/>
-                <w:szCs w:val="28"/>
-              </w:rPr>
-              <w:t>: 110</w:t>
+              <w:t>Mã số: 110</w:t>
             </w:r>
             <w:r>
               <w:rPr>
@@ -665,21 +374,7 @@
                 <w:sz w:val="28"/>
                 <w:szCs w:val="28"/>
               </w:rPr>
-              <w:t>Mã l</w:t>
-            </w:r>
-            <w:r>
-              <w:rPr>
-                <w:sz w:val="28"/>
-                <w:szCs w:val="28"/>
-              </w:rPr>
-              <w:t>ớ</w:t>
-            </w:r>
-            <w:r>
-              <w:rPr>
-                <w:sz w:val="28"/>
-                <w:szCs w:val="28"/>
-              </w:rPr>
-              <w:t>p: DA25</w:t>
+              <w:t>Mã lớp: DA25</w:t>
             </w:r>
             <w:r>
               <w:rPr>
@@ -764,100 +459,23 @@
           <w:szCs w:val="30"/>
         </w:rPr>
         <w:lastRenderedPageBreak/>
-        <w:t>Đ</w:t>
-      </w:r>
-      <w:r>
+        <w:t>ĐẠI HỌC TRÀ VINH</w:t>
+      </w:r>
+    </w:p>
+    <w:p>
+      <w:pPr>
+        <w:jc w:val="center"/>
         <w:rPr>
           <w:sz w:val="30"/>
           <w:szCs w:val="30"/>
         </w:rPr>
-        <w:t>Ạ</w:t>
-      </w:r>
+      </w:pPr>
       <w:r>
         <w:rPr>
           <w:sz w:val="30"/>
           <w:szCs w:val="30"/>
         </w:rPr>
-        <w:t>I H</w:t>
-      </w:r>
-      <w:r>
-        <w:rPr>
-          <w:sz w:val="30"/>
-          <w:szCs w:val="30"/>
-        </w:rPr>
-        <w:t>Ọ</w:t>
-      </w:r>
-      <w:r>
-        <w:rPr>
-          <w:sz w:val="30"/>
-          <w:szCs w:val="30"/>
-        </w:rPr>
-        <w:t>C TRÀ VINH</w:t>
-      </w:r>
-    </w:p>
-    <w:p>
-      <w:pPr>
-        <w:jc w:val="center"/>
-        <w:rPr>
-          <w:sz w:val="30"/>
-          <w:szCs w:val="30"/>
-        </w:rPr>
-      </w:pPr>
-      <w:r>
-        <w:rPr>
-          <w:sz w:val="30"/>
-          <w:szCs w:val="30"/>
-        </w:rPr>
-        <w:t>TRƯ</w:t>
-      </w:r>
-      <w:r>
-        <w:rPr>
-          <w:sz w:val="30"/>
-          <w:szCs w:val="30"/>
-        </w:rPr>
-        <w:t>Ờ</w:t>
-      </w:r>
-      <w:r>
-        <w:rPr>
-          <w:sz w:val="30"/>
-          <w:szCs w:val="30"/>
-        </w:rPr>
-        <w:t>NG K</w:t>
-      </w:r>
-      <w:r>
-        <w:rPr>
-          <w:sz w:val="30"/>
-          <w:szCs w:val="30"/>
-        </w:rPr>
-        <w:t>Ỹ</w:t>
-      </w:r>
-      <w:r>
-        <w:rPr>
-          <w:sz w:val="30"/>
-          <w:szCs w:val="30"/>
-        </w:rPr>
-        <w:t xml:space="preserve"> THU</w:t>
-      </w:r>
-      <w:r>
-        <w:rPr>
-          <w:sz w:val="30"/>
-          <w:szCs w:val="30"/>
-        </w:rPr>
-        <w:t>Ậ</w:t>
-      </w:r>
-      <w:r>
-        <w:rPr>
-          <w:sz w:val="30"/>
-          <w:szCs w:val="30"/>
-        </w:rPr>
-        <w:t>T VÀ CÔNG NGH</w:t>
-      </w:r>
-      <w:r>
-        <w:rPr>
-          <w:sz w:val="30"/>
-          <w:szCs w:val="30"/>
-        </w:rPr>
-        <w:t>Ệ</w:t>
+        <w:t>TRƯỜNG KỸ THUẬT VÀ CÔNG NGHỆ</w:t>
       </w:r>
     </w:p>
     <w:p>
@@ -875,23 +493,7 @@
           <w:sz w:val="30"/>
           <w:szCs w:val="30"/>
         </w:rPr>
-        <w:t>KHOA CÔNG NGH</w:t>
-      </w:r>
-      <w:r>
-        <w:rPr>
-          <w:b/>
-          <w:sz w:val="30"/>
-          <w:szCs w:val="30"/>
-        </w:rPr>
-        <w:t>Ệ</w:t>
-      </w:r>
-      <w:r>
-        <w:rPr>
-          <w:b/>
-          <w:sz w:val="30"/>
-          <w:szCs w:val="30"/>
-        </w:rPr>
-        <w:t xml:space="preserve"> THÔNG TIN</w:t>
+        <w:t>KHOA CÔNG NGHỆ THÔNG TIN</w:t>
       </w:r>
     </w:p>
     <w:p>
@@ -992,89 +594,25 @@
           <w:sz w:val="30"/>
           <w:szCs w:val="30"/>
         </w:rPr>
-        <w:t>Đ</w:t>
-      </w:r>
-      <w:r>
+        <w:t>ĐỒ ÁN MÔN HỌC</w:t>
+      </w:r>
+    </w:p>
+    <w:p>
+      <w:pPr>
+        <w:jc w:val="center"/>
         <w:rPr>
           <w:b/>
           <w:sz w:val="30"/>
           <w:szCs w:val="30"/>
         </w:rPr>
-        <w:t>Ồ</w:t>
-      </w:r>
+      </w:pPr>
       <w:r>
         <w:rPr>
           <w:b/>
           <w:sz w:val="30"/>
           <w:szCs w:val="30"/>
         </w:rPr>
-        <w:t xml:space="preserve"> ÁN MÔN H</w:t>
-      </w:r>
-      <w:r>
-        <w:rPr>
-          <w:b/>
-          <w:sz w:val="30"/>
-          <w:szCs w:val="30"/>
-        </w:rPr>
-        <w:t>Ọ</w:t>
-      </w:r>
-      <w:r>
-        <w:rPr>
-          <w:b/>
-          <w:sz w:val="30"/>
-          <w:szCs w:val="30"/>
-        </w:rPr>
-        <w:t>C</w:t>
-      </w:r>
-    </w:p>
-    <w:p>
-      <w:pPr>
-        <w:jc w:val="center"/>
-        <w:rPr>
-          <w:b/>
-          <w:sz w:val="30"/>
-          <w:szCs w:val="30"/>
-        </w:rPr>
-      </w:pPr>
-      <w:r>
-        <w:rPr>
-          <w:b/>
-          <w:sz w:val="30"/>
-          <w:szCs w:val="30"/>
-        </w:rPr>
-        <w:t>THI</w:t>
-      </w:r>
-      <w:r>
-        <w:rPr>
-          <w:b/>
-          <w:sz w:val="30"/>
-          <w:szCs w:val="30"/>
-        </w:rPr>
-        <w:t>Ế</w:t>
-      </w:r>
-      <w:r>
-        <w:rPr>
-          <w:b/>
-          <w:sz w:val="30"/>
-          <w:szCs w:val="30"/>
-        </w:rPr>
-        <w:t>T K</w:t>
-      </w:r>
-      <w:r>
-        <w:rPr>
-          <w:b/>
-          <w:sz w:val="30"/>
-          <w:szCs w:val="30"/>
-        </w:rPr>
-        <w:t>Ế</w:t>
-      </w:r>
-      <w:r>
-        <w:rPr>
-          <w:b/>
-          <w:sz w:val="30"/>
-          <w:szCs w:val="30"/>
-        </w:rPr>
-        <w:t xml:space="preserve"> WEB</w:t>
+        <w:t>THIẾT KẾ WEB</w:t>
       </w:r>
     </w:p>
     <w:p>
@@ -1173,55 +711,7 @@
                 <w:sz w:val="28"/>
                 <w:szCs w:val="28"/>
               </w:rPr>
-              <w:t>Ngư</w:t>
-            </w:r>
-            <w:r>
-              <w:rPr>
-                <w:b/>
-                <w:sz w:val="28"/>
-                <w:szCs w:val="28"/>
-              </w:rPr>
-              <w:t>ờ</w:t>
-            </w:r>
-            <w:r>
-              <w:rPr>
-                <w:b/>
-                <w:sz w:val="28"/>
-                <w:szCs w:val="28"/>
-              </w:rPr>
-              <w:t>i hư</w:t>
-            </w:r>
-            <w:r>
-              <w:rPr>
-                <w:b/>
-                <w:sz w:val="28"/>
-                <w:szCs w:val="28"/>
-              </w:rPr>
-              <w:t>ớ</w:t>
-            </w:r>
-            <w:r>
-              <w:rPr>
-                <w:b/>
-                <w:sz w:val="28"/>
-                <w:szCs w:val="28"/>
-              </w:rPr>
-              <w:t>ng d</w:t>
-            </w:r>
-            <w:r>
-              <w:rPr>
-                <w:b/>
-                <w:sz w:val="28"/>
-                <w:szCs w:val="28"/>
-              </w:rPr>
-              <w:t>ẫ</w:t>
-            </w:r>
-            <w:r>
-              <w:rPr>
-                <w:b/>
-                <w:sz w:val="28"/>
-                <w:szCs w:val="28"/>
-              </w:rPr>
-              <w:t>n:</w:t>
+              <w:t>Người hướng dẫn:</w:t>
             </w:r>
           </w:p>
           <w:p>
@@ -1238,35 +728,7 @@
                 <w:sz w:val="28"/>
                 <w:szCs w:val="28"/>
               </w:rPr>
-              <w:t>Ths. Nguy</w:t>
-            </w:r>
-            <w:r>
-              <w:rPr>
-                <w:sz w:val="28"/>
-                <w:szCs w:val="28"/>
-              </w:rPr>
-              <w:t>ễ</w:t>
-            </w:r>
-            <w:r>
-              <w:rPr>
-                <w:sz w:val="28"/>
-                <w:szCs w:val="28"/>
-              </w:rPr>
-              <w:t>n Ng</w:t>
-            </w:r>
-            <w:r>
-              <w:rPr>
-                <w:sz w:val="28"/>
-                <w:szCs w:val="28"/>
-              </w:rPr>
-              <w:t>ọ</w:t>
-            </w:r>
-            <w:r>
-              <w:rPr>
-                <w:sz w:val="28"/>
-                <w:szCs w:val="28"/>
-              </w:rPr>
-              <w:t>c Đan Thanh</w:t>
+              <w:t>Ths. Nguyễn Ngọc Đan Thanh</w:t>
             </w:r>
           </w:p>
         </w:tc>
@@ -1289,39 +751,7 @@
                 <w:sz w:val="28"/>
                 <w:szCs w:val="28"/>
               </w:rPr>
-              <w:t>Sinh viên th</w:t>
-            </w:r>
-            <w:r>
-              <w:rPr>
-                <w:b/>
-                <w:sz w:val="28"/>
-                <w:szCs w:val="28"/>
-              </w:rPr>
-              <w:t>ự</w:t>
-            </w:r>
-            <w:r>
-              <w:rPr>
-                <w:b/>
-                <w:sz w:val="28"/>
-                <w:szCs w:val="28"/>
-              </w:rPr>
-              <w:t>c hi</w:t>
-            </w:r>
-            <w:r>
-              <w:rPr>
-                <w:b/>
-                <w:sz w:val="28"/>
-                <w:szCs w:val="28"/>
-              </w:rPr>
-              <w:t>ệ</w:t>
-            </w:r>
-            <w:r>
-              <w:rPr>
-                <w:b/>
-                <w:sz w:val="28"/>
-                <w:szCs w:val="28"/>
-              </w:rPr>
-              <w:t>n:</w:t>
+              <w:t>Sinh viên thực hiện:</w:t>
             </w:r>
           </w:p>
           <w:p>
@@ -1338,70 +768,7 @@
                 <w:sz w:val="28"/>
                 <w:szCs w:val="28"/>
               </w:rPr>
-              <w:t>H</w:t>
-            </w:r>
-            <w:r>
-              <w:rPr>
-                <w:sz w:val="28"/>
-                <w:szCs w:val="28"/>
-              </w:rPr>
-              <w:t>ọ</w:t>
-            </w:r>
-            <w:r>
-              <w:rPr>
-                <w:sz w:val="28"/>
-                <w:szCs w:val="28"/>
-              </w:rPr>
-              <w:t xml:space="preserve"> tên: </w:t>
-            </w:r>
-            <w:r>
-              <w:rPr>
-                <w:sz w:val="28"/>
-                <w:szCs w:val="28"/>
-              </w:rPr>
-              <w:t>Hu</w:t>
-            </w:r>
-            <w:r>
-              <w:rPr>
-                <w:sz w:val="28"/>
-                <w:szCs w:val="28"/>
-              </w:rPr>
-              <w:t>ỳ</w:t>
-            </w:r>
-            <w:r>
-              <w:rPr>
-                <w:sz w:val="28"/>
-                <w:szCs w:val="28"/>
-              </w:rPr>
-              <w:t>nh Anh Qu</w:t>
-            </w:r>
-            <w:r>
-              <w:rPr>
-                <w:sz w:val="28"/>
-                <w:szCs w:val="28"/>
-              </w:rPr>
-              <w:t>ố</w:t>
-            </w:r>
-            <w:r>
-              <w:rPr>
-                <w:sz w:val="28"/>
-                <w:szCs w:val="28"/>
-              </w:rPr>
-              <w:t>c B</w:t>
-            </w:r>
-            <w:r>
-              <w:rPr>
-                <w:sz w:val="28"/>
-                <w:szCs w:val="28"/>
-              </w:rPr>
-              <w:t>ả</w:t>
-            </w:r>
-            <w:r>
-              <w:rPr>
-                <w:sz w:val="28"/>
-                <w:szCs w:val="28"/>
-              </w:rPr>
-              <w:t xml:space="preserve">o </w:t>
+              <w:t xml:space="preserve">Họ tên: Huỳnh Anh Quốc Bảo </w:t>
             </w:r>
           </w:p>
           <w:p>
@@ -1418,28 +785,7 @@
                 <w:sz w:val="28"/>
                 <w:szCs w:val="28"/>
               </w:rPr>
-              <w:t>Mã s</w:t>
-            </w:r>
-            <w:r>
-              <w:rPr>
-                <w:sz w:val="28"/>
-                <w:szCs w:val="28"/>
-              </w:rPr>
-              <w:t>ố</w:t>
-            </w:r>
-            <w:r>
-              <w:rPr>
-                <w:sz w:val="28"/>
-                <w:szCs w:val="28"/>
-              </w:rPr>
-              <w:t>: 110</w:t>
-            </w:r>
-            <w:r>
-              <w:rPr>
-                <w:sz w:val="28"/>
-                <w:szCs w:val="28"/>
-              </w:rPr>
-              <w:t>125013</w:t>
+              <w:t>Mã số: 110125013</w:t>
             </w:r>
           </w:p>
           <w:p>
@@ -1456,28 +802,7 @@
                 <w:sz w:val="28"/>
                 <w:szCs w:val="28"/>
               </w:rPr>
-              <w:t>Mã l</w:t>
-            </w:r>
-            <w:r>
-              <w:rPr>
-                <w:sz w:val="28"/>
-                <w:szCs w:val="28"/>
-              </w:rPr>
-              <w:t>ớ</w:t>
-            </w:r>
-            <w:r>
-              <w:rPr>
-                <w:sz w:val="28"/>
-                <w:szCs w:val="28"/>
-              </w:rPr>
-              <w:t>p: DA25</w:t>
-            </w:r>
-            <w:r>
-              <w:rPr>
-                <w:sz w:val="28"/>
-                <w:szCs w:val="28"/>
-              </w:rPr>
-              <w:t>TTB</w:t>
+              <w:t>Mã lớp: DA25TTB</w:t>
             </w:r>
           </w:p>
         </w:tc>
@@ -1543,19 +868,7 @@
       </w:pPr>
       <w:r>
         <w:lastRenderedPageBreak/>
-        <w:t>L</w:t>
-      </w:r>
-      <w:r>
-        <w:t>ờ</w:t>
-      </w:r>
-      <w:r>
-        <w:t>i c</w:t>
-      </w:r>
-      <w:r>
-        <w:t>ả</w:t>
-      </w:r>
-      <w:r>
-        <w:t>m ơn</w:t>
+        <w:t>Lời cảm ơn</w:t>
       </w:r>
     </w:p>
     <w:p>
@@ -1563,25 +876,7 @@
         <w:pStyle w:val="noidung"/>
       </w:pPr>
       <w:r>
-        <w:t>Vi</w:t>
-      </w:r>
-      <w:r>
-        <w:t>ế</w:t>
-      </w:r>
-      <w:r>
-        <w:t>t l</w:t>
-      </w:r>
-      <w:r>
-        <w:t>ờ</w:t>
-      </w:r>
-      <w:r>
-        <w:t>i c</w:t>
-      </w:r>
-      <w:r>
-        <w:t>ả</w:t>
-      </w:r>
-      <w:r>
-        <w:t>m ơn ….</w:t>
+        <w:t>Viết lời cảm ơn ….</w:t>
       </w:r>
     </w:p>
     <w:p>
@@ -1612,31 +907,7 @@
         <w:rPr>
           <w:b/>
         </w:rPr>
-        <w:t>Sinh viên th</w:t>
-      </w:r>
-      <w:r>
-        <w:rPr>
-          <w:b/>
-        </w:rPr>
-        <w:t>ự</w:t>
-      </w:r>
-      <w:r>
-        <w:rPr>
-          <w:b/>
-        </w:rPr>
-        <w:t>c hi</w:t>
-      </w:r>
-      <w:r>
-        <w:rPr>
-          <w:b/>
-        </w:rPr>
-        <w:t>ệ</w:t>
-      </w:r>
-      <w:r>
-        <w:rPr>
-          <w:b/>
-        </w:rPr>
-        <w:t>n</w:t>
+        <w:t>Sinh viên thực hiện</w:t>
       </w:r>
     </w:p>
     <w:p>
@@ -1653,25 +924,7 @@
         <w:jc w:val="center"/>
       </w:pPr>
       <w:r>
-        <w:t>Hu</w:t>
-      </w:r>
-      <w:r>
-        <w:t>ỳ</w:t>
-      </w:r>
-      <w:r>
-        <w:t>nh Anh Qu</w:t>
-      </w:r>
-      <w:r>
-        <w:t>ố</w:t>
-      </w:r>
-      <w:r>
-        <w:t>c B</w:t>
-      </w:r>
-      <w:r>
-        <w:t>ả</w:t>
-      </w:r>
-      <w:r>
-        <w:t>o</w:t>
+        <w:t>Huỳnh Anh Quốc Bảo</w:t>
       </w:r>
     </w:p>
     <w:p>
@@ -1681,19 +934,7 @@
         <w:jc w:val="center"/>
       </w:pPr>
       <w:r>
-        <w:t>Ghi h</w:t>
-      </w:r>
-      <w:r>
-        <w:t>ọ</w:t>
-      </w:r>
-      <w:r>
-        <w:t xml:space="preserve"> tên c</w:t>
-      </w:r>
-      <w:r>
-        <w:t>ủ</w:t>
-      </w:r>
-      <w:r>
-        <w:t>a mình</w:t>
+        <w:t>Ghi họ tên của mình</w:t>
       </w:r>
       <w:r>
         <w:br w:type="page"/>
@@ -1715,10 +956,12 @@
     <w:sdt>
       <w:sdtPr>
         <w:rPr>
-          <w:rFonts w:ascii="Times New Roman" w:hAnsi="Times New Roman" w:cs="Times New Roman"/>
+          <w:rFonts w:ascii="Times New Roman" w:eastAsiaTheme="minorHAnsi" w:hAnsi="Times New Roman" w:cs="Times New Roman"/>
           <w:b/>
           <w:bCs/>
           <w:color w:val="000000" w:themeColor="text1"/>
+          <w:sz w:val="26"/>
+          <w:szCs w:val="22"/>
         </w:rPr>
         <w:id w:val="-310870456"/>
         <w:docPartObj>
@@ -1728,11 +971,9 @@
       </w:sdtPr>
       <w:sdtEndPr>
         <w:rPr>
-          <w:rFonts w:eastAsiaTheme="minorHAnsi" w:cstheme="minorBidi"/>
+          <w:rFonts w:cstheme="minorBidi"/>
           <w:noProof/>
           <w:color w:val="auto"/>
-          <w:sz w:val="26"/>
-          <w:szCs w:val="22"/>
         </w:rPr>
       </w:sdtEndPr>
       <w:sdtContent>
@@ -4638,6 +3879,11 @@
           </w:hyperlink>
         </w:p>
         <w:p>
+          <w:pPr>
+            <w:tabs>
+              <w:tab w:val="center" w:pos="4394"/>
+            </w:tabs>
+          </w:pPr>
           <w:r>
             <w:rPr>
               <w:b/>
@@ -4646,6 +3892,14 @@
             </w:rPr>
             <w:fldChar w:fldCharType="end"/>
           </w:r>
+          <w:r>
+            <w:rPr>
+              <w:b/>
+              <w:bCs/>
+              <w:noProof/>
+            </w:rPr>
+            <w:tab/>
+          </w:r>
         </w:p>
       </w:sdtContent>
     </w:sdt>
@@ -4667,56 +3921,29 @@
       <w:pPr>
         <w:pStyle w:val="Heading1"/>
       </w:pPr>
-      <w:bookmarkStart w:id="0" w:name="_Toc230160097"/>
-      <w:bookmarkStart w:id="1" w:name="_Toc234398634"/>
-      <w:r>
-        <w:t>T</w:t>
-      </w:r>
-      <w:r>
-        <w:t>ổ</w:t>
-      </w:r>
-      <w:r>
-        <w:t>ng quan nghiên c</w:t>
-      </w:r>
-      <w:r>
-        <w:t>ứ</w:t>
-      </w:r>
-      <w:r>
-        <w:t>u</w:t>
-      </w:r>
-      <w:bookmarkEnd w:id="0"/>
+      <w:bookmarkStart w:id="1" w:name="_Toc230160097"/>
+      <w:bookmarkStart w:id="2" w:name="_Toc234398634"/>
+      <w:r>
+        <w:t>Tổng quan nghiên cứu</w:t>
+      </w:r>
       <w:bookmarkEnd w:id="1"/>
+      <w:bookmarkEnd w:id="2"/>
     </w:p>
     <w:p>
       <w:pPr>
         <w:pStyle w:val="Heading2"/>
       </w:pPr>
-      <w:bookmarkStart w:id="2" w:name="_Toc230160098"/>
-      <w:bookmarkStart w:id="3" w:name="_Toc234398635"/>
-      <w:r>
-        <w:t>Đ</w:t>
-      </w:r>
-      <w:r>
-        <w:t>ặ</w:t>
-      </w:r>
-      <w:r>
-        <w:t>t v</w:t>
-      </w:r>
-      <w:r>
-        <w:t>ấ</w:t>
-      </w:r>
-      <w:r>
-        <w:t>n đ</w:t>
-      </w:r>
-      <w:r>
-        <w:t>ề</w:t>
-      </w:r>
-      <w:bookmarkEnd w:id="2"/>
+      <w:bookmarkStart w:id="3" w:name="_Toc230160098"/>
+      <w:bookmarkStart w:id="4" w:name="_Toc234398635"/>
+      <w:r>
+        <w:t>Đặt vấn đề</w:t>
+      </w:r>
       <w:bookmarkEnd w:id="3"/>
-    </w:p>
-    <w:p>
-      <w:pPr>
-        <w:spacing w:after="120"/>
+      <w:bookmarkEnd w:id="4"/>
+    </w:p>
+    <w:p>
+      <w:pPr>
+        <w:pStyle w:val="noidung"/>
         <w:rPr>
           <w:sz w:val="21"/>
           <w:szCs w:val="21"/>
@@ -4728,7 +3955,7 @@
     </w:p>
     <w:p>
       <w:pPr>
-        <w:spacing w:after="120"/>
+        <w:pStyle w:val="noidung"/>
       </w:pPr>
       <w:r>
         <w:t>Trong bối cảnh đó, lĩnh vực kinh doanh sách cũng chịu tác động mạnh từ xu hướng số hóa. Người dùng hiện nay không chỉ tìm kiếm sách tại các cửa hàng truyền thống mà còn có nhu cầu tra cứu đầu sách, xem thông tin chi tiết, so sánh giá, đọc mô tả, thêm vào giỏ hàng và đặt mua trực tuyến ở bất kỳ thời điểm nào. Một website bán sách vì vậy không chỉ là nơi giới thiệu sản phẩm mà còn là công cụ hỗ trợ hoạt động kinh doanh, quảng bá thương hiệu và nâng cao trải nghiệm mua hàng.</w:t>
@@ -4736,7 +3963,7 @@
     </w:p>
     <w:p>
       <w:pPr>
-        <w:spacing w:after="120"/>
+        <w:pStyle w:val="noidung"/>
       </w:pPr>
       <w:r>
         <w:t xml:space="preserve">Đối với môn học Thiết kế Web, đề tài </w:t>
@@ -4750,7 +3977,7 @@
     </w:p>
     <w:p>
       <w:pPr>
-        <w:spacing w:after="120"/>
+        <w:pStyle w:val="noidung"/>
       </w:pPr>
       <w:r>
         <w:t>Ngoài ra, website bán sách là một mô hình dễ mở rộng. Từ một hệ thống cơ bản phục vụ hiển thị danh mục sách và đặt hàng, đề tài có thể được phát triển thêm các chức năng như lọc tìm kiếm, quản lý tài khoản, theo dõi đơn hàng, đánh giá sản phẩm hoặc tích hợp thanh toán điện tử. Vì vậy, đây là một đề tài phù hợp với phạm vi đồ án môn học, vừa bảo đảm tính thực hành, vừa có khả năng phát triển trong tương lai.</w:t>
@@ -4760,216 +3987,677 @@
       <w:pPr>
         <w:pStyle w:val="Heading2"/>
       </w:pPr>
-      <w:bookmarkStart w:id="4" w:name="_Toc230160099"/>
-      <w:bookmarkStart w:id="5" w:name="_Toc234398636"/>
-      <w:r>
-        <w:t>M</w:t>
-      </w:r>
-      <w:r>
-        <w:t>ụ</w:t>
-      </w:r>
-      <w:r>
-        <w:t>c tiêu nghiên c</w:t>
-      </w:r>
-      <w:r>
-        <w:t>ứ</w:t>
-      </w:r>
-      <w:r>
-        <w:t>u</w:t>
-      </w:r>
-      <w:bookmarkEnd w:id="4"/>
+      <w:bookmarkStart w:id="5" w:name="_Toc230160099"/>
+      <w:bookmarkStart w:id="6" w:name="_Toc234398636"/>
+      <w:r>
+        <w:lastRenderedPageBreak/>
+        <w:t>Mục tiêu nghiên cứu</w:t>
+      </w:r>
       <w:bookmarkEnd w:id="5"/>
-    </w:p>
-    <w:p>
-      <w:pPr>
-        <w:spacing w:after="120"/>
+      <w:bookmarkEnd w:id="6"/>
+    </w:p>
+    <w:p>
+      <w:pPr>
+        <w:pStyle w:val="noidung"/>
         <w:rPr>
           <w:sz w:val="21"/>
           <w:szCs w:val="21"/>
         </w:rPr>
       </w:pPr>
       <w:r>
-        <w:t xml:space="preserve">- </w:t>
-      </w:r>
-      <w:r>
-        <w:t>Tìm hiểu bối cảnh ứng dụng thương mại điện tử và nhu cầu xây dựng website bán sách trong điều kiện hiện nay [1], [2].</w:t>
-      </w:r>
-    </w:p>
-    <w:p>
-      <w:pPr>
-        <w:spacing w:after="120"/>
-      </w:pPr>
-      <w:r>
-        <w:t xml:space="preserve">- </w:t>
-      </w:r>
-      <w:r>
-        <w:t>Nghiên cứu các công nghệ nền tảng phục vụ phát triển giao diện và tương tác website gồm HTML, CSS, JavaScript, Bootstrap và các nguyên tắc thiết kế web hiện đại [3], [4], [6].</w:t>
-      </w:r>
-    </w:p>
-    <w:p>
-      <w:pPr>
-        <w:spacing w:after="120"/>
+        <w:t>- Tìm hiểu bối cảnh ứng dụng thương mại điện tử và nhu cầu xây dựng website bán sách trong điều kiện hiện nay [1], [2].</w:t>
+      </w:r>
+    </w:p>
+    <w:p>
+      <w:pPr>
+        <w:pStyle w:val="noidung"/>
+      </w:pPr>
+      <w:r>
+        <w:t>- Nghiên cứu các công nghệ nền tảng phục vụ phát triển giao diện và tương tác website gồm HTML, CSS, JavaScript, Bootstrap và các nguyên tắc thiết kế web hiện đại [3], [4], [6].</w:t>
+      </w:r>
+    </w:p>
+    <w:p>
+      <w:pPr>
+        <w:pStyle w:val="noidung"/>
       </w:pPr>
       <w:r>
         <w:rPr>
           <w:b/>
           <w:bCs/>
         </w:rPr>
+        <w:t xml:space="preserve">- </w:t>
+      </w:r>
+      <w:r>
+        <w:t>Xác định những thành phần chức năng cơ bản cần có của một website bán sách như danh mục sản phẩm, giỏ hàng, quản lý đơn hàng, cơ sở dữ liệu và thanh toán điện tử.</w:t>
+      </w:r>
+    </w:p>
+    <w:p>
+      <w:pPr>
+        <w:pStyle w:val="noidung"/>
+      </w:pPr>
+      <w:r>
+        <w:t>- Đề xuất cấu trúc nội dung và cơ sở lý thuyết làm nền tảng cho các chương tiếp theo của đồ án, đặc biệt là chương phân tích hệ thống và chương hiện thực giao diện.</w:t>
+      </w:r>
+    </w:p>
+    <w:p>
+      <w:pPr>
+        <w:pStyle w:val="noidung"/>
+      </w:pPr>
+      <w:r>
+        <w:t>- Rèn luyện kỹ năng trình bày báo cáo môn học theo hình thức học thuật vừa phải, rõ ràng, mạch lạc và phù hợp với trình độ sinh viên năm nhất.</w:t>
+      </w:r>
+    </w:p>
+    <w:p>
+      <w:pPr>
+        <w:pStyle w:val="noidung"/>
+        <w:rPr>
+          <w:sz w:val="21"/>
+          <w:szCs w:val="21"/>
+        </w:rPr>
+      </w:pPr>
+      <w:r>
+        <w:t>Từ các mục tiêu trên, đề tài tập trung vào việc xây dựng phần nền tảng lý luận và định hướng thiết kế cho một website bán sách có giao diện thân thiện, dễ sử dụng và có khả năng mở rộng khi triển khai thực tế.</w:t>
+      </w:r>
+    </w:p>
+    <w:p>
+      <w:pPr>
+        <w:pStyle w:val="Heading2"/>
+      </w:pPr>
+      <w:bookmarkStart w:id="7" w:name="_Toc230160100"/>
+      <w:bookmarkStart w:id="8" w:name="_Toc234398637"/>
+      <w:r>
+        <w:t>Phương pháp nghiên cứu</w:t>
+      </w:r>
+      <w:bookmarkEnd w:id="7"/>
+      <w:bookmarkEnd w:id="8"/>
+    </w:p>
+    <w:p>
+      <w:pPr>
+        <w:pStyle w:val="noidung"/>
+        <w:rPr>
+          <w:sz w:val="21"/>
+          <w:szCs w:val="21"/>
+        </w:rPr>
+      </w:pPr>
+      <w:r>
+        <w:t xml:space="preserve">- </w:t>
+      </w:r>
+      <w:r>
+        <w:t>Phương pháp thu thập và phân tích tài liệu: Tác giả tiến hành đọc, chọn lọc và tổng hợp thông tin từ các nguồn tham khảo liên quan đến thương mại điện tử, phát triển web, chuẩn web và bảo mật web. Các nguồn được ưu tiên là tài liệu chính thống hoặc tài liệu kỹ thuật có độ tin cậy cao như Trade.gov, VECOM, MDN, Bootstrap, W3C, OWASP, World Bank/IFC và Vietnam Law Magazine [1]–[8].</w:t>
+      </w:r>
+    </w:p>
+    <w:p>
+      <w:pPr>
+        <w:pStyle w:val="noidung"/>
+      </w:pPr>
+      <w:r>
+        <w:t xml:space="preserve">- </w:t>
+      </w:r>
+      <w:r>
+        <w:t>Phương pháp tổng hợp lý thuyết: Sau khi thu thập tài liệu, nội dung được hệ thống lại theo từng nhóm vấn đề phù hợp với đề tài, bao gồm bối cảnh thương mại điện tử, vai trò của website bán sách, các công nghệ phát triển web, các chức năng cơ bản của website và yêu cầu bảo mật.</w:t>
+      </w:r>
+    </w:p>
+    <w:p>
+      <w:pPr>
+        <w:pStyle w:val="noidung"/>
+      </w:pPr>
+      <w:r>
+        <w:t xml:space="preserve">- </w:t>
+      </w:r>
+      <w:r>
+        <w:t xml:space="preserve">Phương pháp phân tích hệ thống ở mức cơ bản: Đề tài xem xét nhu cầu của người dùng đối với một website bán sách để xác định các chức năng thiết yếu như </w:t>
+      </w:r>
+      <w:r>
+        <w:lastRenderedPageBreak/>
+        <w:t>xem sách, tìm kiếm, thêm giỏ hàng, đặt hàng và quản lý đơn hàng. Trên cơ sở đó, báo cáo xây dựng phần khung lý thuyết cho việc phân tích và thiết kế hệ thống ở các chương sau.</w:t>
+      </w:r>
+    </w:p>
+    <w:p>
+      <w:pPr>
+        <w:pStyle w:val="noidung"/>
+      </w:pPr>
+      <w:r>
+        <w:t xml:space="preserve">- </w:t>
+      </w:r>
+      <w:r>
+        <w:t>Phương pháp đối chiếu và lựa chọn công nghệ: Một số công nghệ phổ biến trong phát triển web được xem xét và lựa chọn theo tiêu chí dễ học, dễ triển khai, phù hợp với đồ án môn học. Trong đó, HTML, CSS, JavaScript và Bootstrap được xem là bộ công cụ nền tảng phù hợp cho một sản phẩm web cơ bản [3], [4].</w:t>
+      </w:r>
+    </w:p>
+    <w:p>
+      <w:pPr>
+        <w:pStyle w:val="noidung"/>
+      </w:pPr>
+      <w:r>
+        <w:t>Nhìn chung, đề tài chủ yếu sử dụng phương pháp nghiên cứu tài liệu kết hợp phân tích ứng dụng thực tế, phù hợp với phạm vi của một báo cáo môn học thiên về thiết kế và định hướng xây dựng website.</w:t>
+      </w:r>
+    </w:p>
+    <w:p>
+      <w:pPr>
+        <w:pStyle w:val="Heading2"/>
+      </w:pPr>
+      <w:bookmarkStart w:id="9" w:name="_Toc230160101"/>
+      <w:bookmarkStart w:id="10" w:name="_Toc234398638"/>
+      <w:r>
+        <w:t>Đối tượng nghiên cứu</w:t>
+      </w:r>
+      <w:bookmarkEnd w:id="9"/>
+      <w:bookmarkEnd w:id="10"/>
+    </w:p>
+    <w:p>
+      <w:pPr>
+        <w:pStyle w:val="noidung"/>
+        <w:rPr>
+          <w:sz w:val="21"/>
+          <w:szCs w:val="21"/>
+        </w:rPr>
+      </w:pPr>
+      <w:r>
+        <w:rPr>
+          <w:b/>
+          <w:bCs/>
+        </w:rPr>
+        <w:t xml:space="preserve">- </w:t>
+      </w:r>
+      <w:r>
+        <w:t>Mô hình website bán sách trong môi trường thương mại điện tử.</w:t>
+      </w:r>
+    </w:p>
+    <w:p>
+      <w:pPr>
+        <w:pStyle w:val="noidung"/>
+      </w:pPr>
+      <w:r>
+        <w:rPr>
+          <w:b/>
+          <w:bCs/>
+        </w:rPr>
+        <w:t xml:space="preserve">- </w:t>
+      </w:r>
+      <w:r>
+        <w:t>Các công nghệ dùng để xây dựng giao diện và chức năng cơ bản cho website, gồm HTML, CSS, JavaScript, Bootstrap và cơ sở dữ liệu [3], [4], [6].</w:t>
+      </w:r>
+    </w:p>
+    <w:p>
+      <w:pPr>
+        <w:pStyle w:val="noidung"/>
+      </w:pPr>
+      <w:r>
+        <w:rPr>
+          <w:b/>
+          <w:bCs/>
+        </w:rPr>
+        <w:t xml:space="preserve">- </w:t>
+      </w:r>
+      <w:r>
+        <w:t>Các thành phần nghiệp vụ thường gặp trong website bán hàng trực tuyến như danh mục sản phẩm, giỏ hàng, đặt hàng, quản lý đơn hàng, bảo mật và thanh toán điện tử [5], [7].</w:t>
+      </w:r>
+    </w:p>
+    <w:p/>
+    <w:p>
+      <w:pPr>
+        <w:pStyle w:val="Heading1"/>
+      </w:pPr>
+      <w:bookmarkStart w:id="11" w:name="_Toc230160102"/>
+      <w:bookmarkStart w:id="12" w:name="_Toc234398639"/>
+      <w:r>
+        <w:t>Cơ sở lý thuyết</w:t>
+      </w:r>
+      <w:bookmarkEnd w:id="11"/>
+      <w:bookmarkEnd w:id="12"/>
+    </w:p>
+    <w:p>
+      <w:pPr>
+        <w:pStyle w:val="Heading2"/>
+        <w:rPr>
+          <w:color w:val="000000" w:themeColor="text1"/>
+        </w:rPr>
+      </w:pPr>
+      <w:bookmarkStart w:id="13" w:name="_Toc234398640"/>
+      <w:bookmarkStart w:id="14" w:name="_Toc230160104"/>
+      <w:r>
+        <w:rPr>
+          <w:color w:val="000000" w:themeColor="text1"/>
+        </w:rPr>
+        <w:t>Tổng quan về thương mại điện tử và website bán sách</w:t>
+      </w:r>
+      <w:bookmarkEnd w:id="13"/>
+    </w:p>
+    <w:p>
+      <w:pPr>
+        <w:pStyle w:val="Heading3"/>
+      </w:pPr>
+      <w:bookmarkStart w:id="15" w:name="_Toc234398641"/>
+      <w:r>
+        <w:t>Khái niệm thương mại điện tử</w:t>
+      </w:r>
+      <w:bookmarkEnd w:id="15"/>
+    </w:p>
+    <w:p>
+      <w:pPr>
+        <w:pStyle w:val="noidung"/>
+        <w:rPr>
+          <w:sz w:val="21"/>
+          <w:szCs w:val="21"/>
+        </w:rPr>
+      </w:pPr>
+      <w:r>
+        <w:t>Thương mại điện tử có thể được hiểu là hoạt động mua bán hàng hóa, dịch vụ và trao đổi thông tin thông qua môi trường điện tử, chủ yếu là Internet. Trong bối cảnh Việt Nam, thương mại điện tử đang tăng trưởng nhanh, được thúc đẩy bởi sự phổ biến của Internet, thiết bị di động và thanh toán số [1], [2], [7]. Sự phát triển này tạo điều kiện cho nhiều mô hình kinh doanh trực tuyến mở rộng, trong đó có mô hình bán sách qua website.</w:t>
+      </w:r>
+    </w:p>
+    <w:p>
+      <w:pPr>
+        <w:pStyle w:val="noidung"/>
+      </w:pPr>
+      <w:r>
+        <w:t xml:space="preserve">Đối với doanh nghiệp hoặc cửa hàng kinh doanh sách, thương mại điện tử giúp mở rộng phạm vi tiếp cận khách hàng vượt ra ngoài khu vực địa lý truyền thống. </w:t>
+      </w:r>
+      <w:r>
+        <w:lastRenderedPageBreak/>
+        <w:t>Người bán có thể giới thiệu số lượng đầu sách lớn, cập nhật thông tin nhanh và tiếp nhận đơn hàng liên tục. Về phía người mua, họ có thể tìm kiếm, lựa chọn và thanh toán sản phẩm thuận tiện hơn mà không bị giới hạn bởi thời gian hoặc vị trí.</w:t>
+      </w:r>
+    </w:p>
+    <w:p>
+      <w:pPr>
+        <w:pStyle w:val="Heading3"/>
+        <w:rPr>
+          <w:bCs/>
+        </w:rPr>
+      </w:pPr>
+      <w:bookmarkStart w:id="16" w:name="_Toc234398642"/>
+      <w:r>
+        <w:rPr>
+          <w:bCs/>
+        </w:rPr>
+        <w:t>Vai trò của website bán sách</w:t>
+      </w:r>
+      <w:bookmarkEnd w:id="16"/>
+    </w:p>
+    <w:p>
+      <w:pPr>
+        <w:pStyle w:val="noidung"/>
+        <w:rPr>
+          <w:sz w:val="21"/>
+          <w:szCs w:val="21"/>
+        </w:rPr>
+      </w:pPr>
+      <w:r>
+        <w:t>Website bán sách là một dạng ứng dụng web phục vụ hoạt động giới thiệu, trưng bày và bán sản phẩm sách trên môi trường trực tuyến. Về mặt chức năng, website bán sách thường cho phép người dùng xem danh mục sách, tra cứu theo tên hoặc thể loại, xem chi tiết sản phẩm, thêm vào giỏ hàng và tiến hành đặt mua.</w:t>
+      </w:r>
+    </w:p>
+    <w:p>
+      <w:pPr>
+        <w:pStyle w:val="noidung"/>
+      </w:pPr>
+      <w:r>
+        <w:t>- Về mặt thực tiễn, website bán sách có một số vai trò quan trọng:</w:t>
+      </w:r>
+    </w:p>
+    <w:p>
+      <w:pPr>
+        <w:pStyle w:val="noidung"/>
+      </w:pPr>
+      <w:r>
+        <w:t>- Hỗ trợ kinh doanh liên tục, không phụ thuộc hoàn toàn vào cửa hàng vật lý.</w:t>
+      </w:r>
+    </w:p>
+    <w:p>
+      <w:pPr>
+        <w:pStyle w:val="noidung"/>
+      </w:pPr>
+      <w:r>
+        <w:t>- Tăng khả năng tiếp cận khách hàng ở nhiều khu vực khác nhau.</w:t>
+      </w:r>
+    </w:p>
+    <w:p>
+      <w:pPr>
+        <w:pStyle w:val="noidung"/>
+      </w:pPr>
+      <w:r>
+        <w:t>- Giúp cập nhật thông tin sản phẩm, giá bán, khuyến mãi và tồn kho thuận tiện hơn.</w:t>
+      </w:r>
+    </w:p>
+    <w:p>
+      <w:pPr>
+        <w:pStyle w:val="noidung"/>
+      </w:pPr>
+      <w:r>
+        <w:t>- Hỗ trợ thu thập dữ liệu hành vi người dùng để cải thiện trải nghiệm mua hàng.</w:t>
+      </w:r>
+    </w:p>
+    <w:p>
+      <w:pPr>
+        <w:pStyle w:val="noidung"/>
+      </w:pPr>
+      <w:r>
+        <w:t>- Tạo nền tảng để tích hợp các chức năng hiện đại như thanh toán trực tuyến, theo dõi đơn hàng và gợi ý sản phẩm.</w:t>
+      </w:r>
+    </w:p>
+    <w:p>
+      <w:pPr>
+        <w:pStyle w:val="noidung"/>
+      </w:pPr>
+      <w:r>
+        <w:t>- Trong phạm vi đề tài, website bán sách được xem là một hệ thống web thương mại điện tử ở mức cơ bản, tập trung vào trải nghiệm người dùng, bố cục giao diện hợp lý và các chức năng đủ dùng đối với bài toán môn học.</w:t>
+      </w:r>
+    </w:p>
+    <w:p/>
+    <w:p>
+      <w:pPr>
+        <w:pStyle w:val="Heading2"/>
+        <w:rPr>
+          <w:color w:val="000000" w:themeColor="text1"/>
+        </w:rPr>
+      </w:pPr>
+      <w:bookmarkStart w:id="17" w:name="_Toc234398643"/>
+      <w:bookmarkStart w:id="18" w:name="_Toc230160105"/>
+      <w:bookmarkEnd w:id="14"/>
+      <w:r>
+        <w:rPr>
+          <w:color w:val="000000" w:themeColor="text1"/>
+        </w:rPr>
+        <w:t>Các công nghệ nền tảng trong thiết kế website bán sách</w:t>
+      </w:r>
+      <w:bookmarkEnd w:id="17"/>
+    </w:p>
+    <w:p>
+      <w:pPr>
+        <w:pStyle w:val="Heading3"/>
+      </w:pPr>
+      <w:bookmarkStart w:id="19" w:name="_Toc234398644"/>
+      <w:bookmarkStart w:id="20" w:name="_Toc230160106"/>
+      <w:bookmarkEnd w:id="18"/>
+      <w:r>
+        <w:t>HTML</w:t>
+      </w:r>
+      <w:bookmarkEnd w:id="19"/>
+    </w:p>
+    <w:p>
+      <w:pPr>
+        <w:pStyle w:val="noidung"/>
+      </w:pPr>
+      <w:r>
+        <w:t>HTML (HyperText Markup Language) là ngôn ngữ đánh dấu dùng để xây dựng cấu trúc nội dung của trang web [3], [6]. HTML giúp xác định các thành phần như tiêu đề, đoạn văn, hình ảnh, liên kết, bảng biểu, biểu mẫu và nhiều khối nội dung khác. Trong một website bán sách, HTML đóng vai trò tạo ra khung sườn cho các trang như trang chủ, trang danh mục sách, trang chi tiết sách, trang giỏ hàng và trang thanh toán.</w:t>
+      </w:r>
+    </w:p>
+    <w:p>
+      <w:pPr>
+        <w:pStyle w:val="noidung"/>
+      </w:pPr>
+      <w:r>
+        <w:lastRenderedPageBreak/>
+        <w:t xml:space="preserve">Ngoài chức năng tạo cấu trúc, HTML hiện đại còn hỗ trợ các thẻ ngữ nghĩa như </w:t>
+      </w:r>
+      <w:r>
+        <w:t>header</w:t>
+      </w:r>
+      <w:r>
+        <w:t xml:space="preserve">, </w:t>
+      </w:r>
+      <w:r>
+        <w:t>nav</w:t>
+      </w:r>
+      <w:r>
+        <w:t xml:space="preserve">, </w:t>
+      </w:r>
+      <w:r>
+        <w:t>main</w:t>
+      </w:r>
+      <w:r>
+        <w:t>, section, article và footer, giúp nội dung rõ ràng hơn và thuận lợi cho khả năng truy cập cũng như tối ưu công cụ tìm kiếm [6]. Việc sử dụng HTML đúng chuẩn là bước đầu quan trọng để website có bố cục logic và dễ bảo trì.</w:t>
+      </w:r>
+    </w:p>
+    <w:p>
+      <w:pPr>
+        <w:pStyle w:val="Heading3"/>
+      </w:pPr>
+      <w:bookmarkStart w:id="21" w:name="_Toc234398645"/>
+      <w:bookmarkEnd w:id="20"/>
+      <w:r>
+        <w:t>CSS</w:t>
+      </w:r>
+      <w:bookmarkEnd w:id="21"/>
+    </w:p>
+    <w:p>
+      <w:pPr>
+        <w:pStyle w:val="noidung"/>
+        <w:rPr>
+          <w:sz w:val="21"/>
+          <w:szCs w:val="21"/>
+        </w:rPr>
+      </w:pPr>
+      <w:r>
+        <w:t>CSS (Cascading Style Sheets) là ngôn ngữ định kiểu dùng để điều chỉnh cách hiển thị của nội dung HTML [3]. Nếu HTML tạo ra cấu trúc thì CSS quyết định màu sắc, phông chữ, khoảng cách, bố cục, hiệu ứng và tính thẩm mỹ của trang web. Đối với website bán sách, CSS giúp trình bày giao diện theo hướng rõ ràng, dễ đọc và phù hợp với thói quen quan sát sản phẩm của người dùng.</w:t>
+      </w:r>
+    </w:p>
+    <w:p>
+      <w:pPr>
+        <w:pStyle w:val="noidung"/>
+      </w:pPr>
+      <w:r>
+        <w:t>Một số ứng dụng của CSS trong đề tài có thể kể đến như: thiết kế phần menu điều hướng, bố trí lưới sản phẩm, tạo nút mua hàng nổi bật, làm thẻ hiển thị sách và tối ưu phần hiển thị thông tin giá bán. Ngoài ra, CSS còn hỗ trợ tạo giao diện đồng nhất giữa các trang, từ đó nâng cao tính chuyên nghiệp cho website.</w:t>
+      </w:r>
+    </w:p>
+    <w:p>
+      <w:pPr>
+        <w:pStyle w:val="Heading3"/>
+        <w:rPr>
+          <w:sz w:val="24"/>
+        </w:rPr>
+      </w:pPr>
+      <w:bookmarkStart w:id="22" w:name="_Toc234398646"/>
+      <w:r>
+        <w:t>JavaScript</w:t>
+      </w:r>
+      <w:bookmarkEnd w:id="22"/>
+    </w:p>
+    <w:p>
+      <w:pPr>
+        <w:pStyle w:val="noidung"/>
+        <w:rPr>
+          <w:sz w:val="21"/>
+          <w:szCs w:val="21"/>
+        </w:rPr>
+      </w:pPr>
+      <w:r>
+        <w:t>JavaScript là ngôn ngữ lập trình phía trình duyệt, giúp website trở nên linh hoạt và có tính tương tác cao hơn [3]. Nếu chỉ sử dụng HTML và CSS, trang web chủ yếu mang tính tĩnh; còn với JavaScript, website có thể phản hồi hành động của người dùng như bấm nút, nhập dữ liệu, thay đổi số lượng sản phẩm hoặc kiểm tra thông tin biểu mẫu.</w:t>
+      </w:r>
+    </w:p>
+    <w:p>
+      <w:pPr>
+        <w:pStyle w:val="noidung"/>
+      </w:pPr>
+      <w:r>
+        <w:t>Trong website bán sách, JavaScript có thể được sử dụng để xử lý các thao tác như thêm sản phẩm vào giỏ hàng, cập nhật tổng tiền tạm tính, kiểm tra dữ liệu nhập ở biểu mẫu đặt hàng, hiển thị thông báo tương tác hoặc lọc sản phẩm theo điều kiện người dùng chọn. Vì vậy, JavaScript là thành phần quan trọng giúp tăng trải nghiệm sử dụng và làm cho website gần hơn với nhu cầu thực tế.</w:t>
+      </w:r>
+    </w:p>
+    <w:p>
+      <w:pPr>
+        <w:pStyle w:val="Heading3"/>
+        <w:rPr>
+          <w:sz w:val="24"/>
+        </w:rPr>
+      </w:pPr>
+      <w:bookmarkStart w:id="23" w:name="_Toc234398647"/>
+      <w:r>
+        <w:t>Bootstrap</w:t>
+      </w:r>
+      <w:bookmarkEnd w:id="23"/>
+    </w:p>
+    <w:p>
+      <w:pPr>
+        <w:pStyle w:val="noidung"/>
+        <w:rPr>
+          <w:sz w:val="21"/>
+          <w:szCs w:val="21"/>
+        </w:rPr>
+      </w:pPr>
+      <w:r>
+        <w:t>Bootstrap là một framework giao diện phổ biến, cung cấp sẵn nhiều thành phần và hệ thống lưới hỗ trợ phát triển web nhanh hơn [4]. Framework này hoạt động theo hướng mobile-first, nghĩa là ưu tiên thiết kế phù hợp với thiết bị di động trước, sau đó mở rộng lên màn hình lớn hơn.</w:t>
+      </w:r>
+    </w:p>
+    <w:p>
+      <w:pPr>
+        <w:pStyle w:val="noidung"/>
+      </w:pPr>
+      <w:r>
+        <w:lastRenderedPageBreak/>
+        <w:t>Đối với đề tài thiết kế website bán sách, Bootstrap có nhiều ưu điểm như:</w:t>
+      </w:r>
+    </w:p>
+    <w:p>
+      <w:pPr>
+        <w:pStyle w:val="noidung"/>
+      </w:pPr>
+      <w:r>
+        <w:rPr>
+          <w:b/>
+          <w:bCs/>
+        </w:rPr>
+        <w:t xml:space="preserve">- </w:t>
+      </w:r>
+      <w:r>
+        <w:t>Cung cấp hệ thống lưới 12 cột giúp bố trí sản phẩm khoa học.</w:t>
+      </w:r>
+    </w:p>
+    <w:p>
+      <w:pPr>
+        <w:pStyle w:val="noidung"/>
+      </w:pPr>
+      <w:r>
+        <w:rPr>
+          <w:b/>
+          <w:bCs/>
+        </w:rPr>
+        <w:t xml:space="preserve">- </w:t>
+      </w:r>
+      <w:r>
+        <w:t>Có sẵn nhiều thành phần giao diện như thanh điều hướng, thẻ sản phẩm, nút bấm, biểu mẫu và hộp thoại.</w:t>
+      </w:r>
+    </w:p>
+    <w:p>
+      <w:pPr>
+        <w:pStyle w:val="noidung"/>
+      </w:pPr>
+      <w:r>
+        <w:rPr>
+          <w:b/>
+          <w:bCs/>
+        </w:rPr>
+        <w:t xml:space="preserve">- </w:t>
+      </w:r>
+      <w:r>
+        <w:t>Hỗ trợ responsive tốt, giúp tiết kiệm thời gian xây dựng giao diện trên nhiều kích thước màn hình.</w:t>
+      </w:r>
+    </w:p>
+    <w:p>
+      <w:pPr>
+        <w:pStyle w:val="noidung"/>
+      </w:pPr>
+      <w:r>
+        <w:rPr>
+          <w:b/>
+          <w:bCs/>
+        </w:rPr>
+        <w:t xml:space="preserve">- </w:t>
+      </w:r>
+      <w:r>
+        <w:t>Giúp giao diện đồng bộ và dễ chỉnh sửa trong quá trình phát triển.</w:t>
+      </w:r>
+    </w:p>
+    <w:p>
+      <w:pPr>
+        <w:pStyle w:val="noidung"/>
+      </w:pPr>
+      <w:r>
+        <w:t>Nhờ đó, Bootstrap phù hợp với môi trường học tập của sinh viên vì vừa dễ tiếp cận vừa hỗ trợ tạo ra giao diện gọn gàng, hiện đại trong thời gian ngắn.</w:t>
+      </w:r>
+    </w:p>
+    <w:p>
+      <w:pPr>
+        <w:pStyle w:val="Heading3"/>
+      </w:pPr>
+      <w:bookmarkStart w:id="24" w:name="_Toc234398648"/>
+      <w:r>
+        <w:t>Responsive design</w:t>
+      </w:r>
+      <w:bookmarkEnd w:id="24"/>
+    </w:p>
+    <w:p>
+      <w:pPr>
+        <w:pStyle w:val="noidung"/>
+      </w:pPr>
+      <w:r>
+        <w:t>Responsive design là nguyên tắc thiết kế web giúp giao diện thích ứng với nhiều loại thiết bị và kích thước màn hình khác nhau [3], [4]. Trong thực tế, người dùng hiện nay có thể truy cập website bằng điện thoại, máy tính bảng hoặc máy tính để bàn. Vì vậy, một website bán sách cần hiển thị tốt trên nhiều thiết bị để tránh gây khó khăn trong quá trình xem và đặt hàng.</w:t>
+      </w:r>
+    </w:p>
+    <w:p>
+      <w:pPr>
+        <w:pStyle w:val="noidung"/>
+      </w:pPr>
+      <w:r>
+        <w:t>Thiết kế responsive thường liên quan đến việc sử dụng lưới linh hoạt, hình ảnh co giãn phù hợp, media queries và cách sắp xếp lại bố cục khi màn hình thay đổi. Với website bán sách, responsive design đặc biệt quan trọng vì người dùng thường xem sản phẩm, đọc mô tả ngắn và thao tác mua hàng ngay trên điện thoại. Nếu giao diện không tối ưu cho màn hình nhỏ, trải nghiệm mua sắm sẽ bị giảm đáng kể.</w:t>
+      </w:r>
+    </w:p>
+    <w:p>
+      <w:pPr>
+        <w:pStyle w:val="Heading3"/>
+        <w:rPr>
+          <w:sz w:val="24"/>
+        </w:rPr>
+      </w:pPr>
+      <w:bookmarkStart w:id="25" w:name="_Toc234398649"/>
+      <w:r>
+        <w:t>UI/UX cơ bản</w:t>
+      </w:r>
+      <w:bookmarkEnd w:id="25"/>
+    </w:p>
+    <w:p>
+      <w:pPr>
+        <w:pStyle w:val="noidung"/>
+        <w:rPr>
+          <w:sz w:val="21"/>
+          <w:szCs w:val="21"/>
+        </w:rPr>
+      </w:pPr>
+      <w:r>
+        <w:t>UI (User Interface) là giao diện người dùng, còn UX (User Experience) là trải nghiệm người dùng trong quá trình tương tác với hệ thống. Trong thiết kế website bán sách, UI/UX cơ bản cần hướng đến các tiêu chí như dễ nhìn, dễ dùng, bố cục hợp lý, màu sắc hài hòa, điều hướng rõ ràng và phản hồi thao tác kịp thời.</w:t>
+      </w:r>
+    </w:p>
+    <w:p>
+      <w:pPr>
+        <w:pStyle w:val="noidung"/>
+      </w:pPr>
+      <w:r>
+        <w:t>Một số nguyên tắc UI/UX cơ bản có thể áp dụng gồm:</w:t>
+      </w:r>
+    </w:p>
+    <w:p>
+      <w:pPr>
+        <w:pStyle w:val="noidung"/>
+      </w:pPr>
+      <w:r>
+        <w:t>- Thông tin quan trọng cần hiển thị rõ ràng, đặc biệt là tên sách, giá, ảnh bìa và nút mua hàng.</w:t>
+      </w:r>
+    </w:p>
+    <w:p>
+      <w:pPr>
+        <w:pStyle w:val="noidung"/>
+      </w:pPr>
+      <w:r>
+        <w:rPr>
+          <w:b/>
+          <w:bCs/>
+        </w:rPr>
         <w:lastRenderedPageBreak/>
         <w:t xml:space="preserve">- </w:t>
       </w:r>
       <w:r>
-        <w:t>Xác định những thành phần chức năng cơ bản cần có của một website bán sách như danh mục sản phẩm, giỏ hàng, quản lý đơn hàng, cơ sở dữ liệu và thanh toán điện tử.</w:t>
-      </w:r>
-    </w:p>
-    <w:p>
-      <w:pPr>
-        <w:spacing w:after="120"/>
-      </w:pPr>
-      <w:r>
-        <w:t xml:space="preserve">- </w:t>
-      </w:r>
-      <w:r>
-        <w:t>Đề xuất cấu trúc nội dung và cơ sở lý thuyết làm nền tảng cho các chương tiếp theo của đồ án, đặc biệt là chương phân tích hệ thống và chương hiện thực giao diện.</w:t>
-      </w:r>
-    </w:p>
-    <w:p>
-      <w:pPr>
-        <w:spacing w:after="120"/>
-      </w:pPr>
-      <w:r>
-        <w:t xml:space="preserve">- </w:t>
-      </w:r>
-      <w:r>
-        <w:t>Rèn luyện kỹ năng trình bày báo cáo môn học theo hình thức học thuật vừa phải, rõ ràng, mạch lạc và phù hợp với trình độ sinh viên năm nhất.</w:t>
-      </w:r>
-    </w:p>
-    <w:p>
-      <w:pPr>
-        <w:spacing w:after="120"/>
-        <w:rPr>
-          <w:sz w:val="21"/>
-          <w:szCs w:val="21"/>
-        </w:rPr>
-      </w:pPr>
-      <w:r>
-        <w:t>Từ các mục tiêu trên, đề tài tập trung vào việc xây dựng phần nền tảng lý luận và định hướng thiết kế cho một website bán sách có giao diện thân thiện, dễ sử dụng và có khả năng mở rộng khi triển khai thực tế.</w:t>
-      </w:r>
-    </w:p>
-    <w:p>
-      <w:pPr>
-        <w:pStyle w:val="Heading2"/>
-      </w:pPr>
-      <w:bookmarkStart w:id="6" w:name="_Toc230160100"/>
-      <w:bookmarkStart w:id="7" w:name="_Toc234398637"/>
-      <w:r>
-        <w:t xml:space="preserve">Phương </w:t>
-      </w:r>
-      <w:r>
-        <w:t>pháp nghiên c</w:t>
-      </w:r>
-      <w:r>
-        <w:t>ứ</w:t>
-      </w:r>
-      <w:r>
-        <w:t>u</w:t>
-      </w:r>
-      <w:bookmarkEnd w:id="6"/>
-      <w:bookmarkEnd w:id="7"/>
-    </w:p>
-    <w:p>
-      <w:pPr>
-        <w:spacing w:after="120"/>
-        <w:rPr>
-          <w:sz w:val="21"/>
-          <w:szCs w:val="21"/>
-        </w:rPr>
-      </w:pPr>
-      <w:r>
-        <w:t xml:space="preserve">- </w:t>
-      </w:r>
-      <w:r>
-        <w:t>Phương pháp thu thập và phân tích tài liệu: Tác giả tiến hành đọc, chọn lọc và tổng hợp thông tin từ các nguồn tham khảo liên quan đến thương mại điện tử, phát triển web, chuẩn web và bảo mật web. Các nguồn được ưu tiên là tài liệu chính thống hoặc tài liệu kỹ thuật có độ tin cậy cao như Trade.gov, VECOM, MDN, Bootstrap, W3C, OWASP, World Bank/IFC và Vietnam Law Magazine [1]–[8].</w:t>
-      </w:r>
-    </w:p>
-    <w:p>
-      <w:pPr>
-        <w:spacing w:after="120"/>
-      </w:pPr>
-      <w:r>
-        <w:t xml:space="preserve">- </w:t>
-      </w:r>
-      <w:r>
-        <w:t>Phương pháp tổng hợp lý thuyết: Sau khi thu thập tài liệu, nội dung được hệ thống lại theo từng nhóm vấn đề phù hợp với đề tài, bao gồm bối cảnh thương mại điện tử, vai trò của website bán sách, các công nghệ phát triển web, các chức năng cơ bản của website và yêu cầu bảo mật.</w:t>
-      </w:r>
-    </w:p>
-    <w:p>
-      <w:pPr>
-        <w:spacing w:after="120"/>
-      </w:pPr>
-      <w:r>
-        <w:t xml:space="preserve">- </w:t>
-      </w:r>
-      <w:r>
-        <w:t>Phương pháp phân tích hệ thống ở mức cơ bản: Đề tài xem xét nhu cầu của người dùng đối với một website bán sách để xác định các chức năng thiết yếu như xem sách, tìm kiếm, thêm giỏ hàng, đặt hàng và quản lý đơn hàng. Trên cơ sở đó, báo cáo xây dựng phần khung lý thuyết cho việc phân tích và thiết kế hệ thống ở các chương sau.</w:t>
-      </w:r>
-    </w:p>
-    <w:p>
-      <w:pPr>
-        <w:spacing w:after="120"/>
-      </w:pPr>
-      <w:r>
-        <w:t xml:space="preserve">- </w:t>
-      </w:r>
-      <w:r>
-        <w:t>Phương pháp đối chiếu và lựa chọn công nghệ: Một số công nghệ phổ biến trong phát triển web được xem xét và lựa chọn theo tiêu chí dễ học, dễ triển khai, phù hợp với đồ án môn học. Trong đó, HTML, CSS, JavaScript và Bootstrap được xem là bộ công cụ nền tảng phù hợp cho một sản phẩm web cơ bản [3], [4].</w:t>
-      </w:r>
-    </w:p>
-    <w:p>
-      <w:pPr>
-        <w:spacing w:after="120"/>
-      </w:pPr>
-      <w:r>
-        <w:t>Nhìn chung, đề tài chủ yếu sử dụng phương pháp nghiên cứu tài liệu kết hợp phân tích ứng dụng thực tế, phù hợp với phạm vi của một báo cáo môn học thiên về thiết kế và định hướng xây dựng website.</w:t>
-      </w:r>
-    </w:p>
-    <w:p>
-      <w:pPr>
-        <w:pStyle w:val="Heading2"/>
-      </w:pPr>
-      <w:bookmarkStart w:id="8" w:name="_Toc230160101"/>
-      <w:bookmarkStart w:id="9" w:name="_Toc234398638"/>
-      <w:r>
-        <w:t>Đ</w:t>
-      </w:r>
-      <w:r>
-        <w:t>ố</w:t>
-      </w:r>
-      <w:r>
-        <w:t>i tư</w:t>
-      </w:r>
-      <w:r>
-        <w:t>ợ</w:t>
-      </w:r>
-      <w:r>
-        <w:t>ng nghiên c</w:t>
-      </w:r>
-      <w:r>
-        <w:t>ứ</w:t>
-      </w:r>
-      <w:r>
-        <w:t>u</w:t>
-      </w:r>
-      <w:bookmarkEnd w:id="8"/>
-      <w:bookmarkEnd w:id="9"/>
-    </w:p>
-    <w:p>
-      <w:pPr>
-        <w:spacing w:after="120"/>
-        <w:rPr>
-          <w:sz w:val="21"/>
-          <w:szCs w:val="21"/>
-        </w:rPr>
+        <w:t>Danh mục và thanh tìm kiếm nên đặt ở vị trí dễ thấy để người dùng tra cứu nhanh.</w:t>
+      </w:r>
+    </w:p>
+    <w:p>
+      <w:pPr>
+        <w:pStyle w:val="noidung"/>
       </w:pPr>
       <w:r>
         <w:rPr>
@@ -4979,12 +4667,12 @@
         <w:t xml:space="preserve">- </w:t>
       </w:r>
       <w:r>
-        <w:t>Mô hình website bán sách trong môi trường thương mại điện tử.</w:t>
-      </w:r>
-    </w:p>
-    <w:p>
-      <w:pPr>
-        <w:spacing w:after="120"/>
+        <w:t>Bố cục cần nhất quán giữa các trang để tránh gây rối.</w:t>
+      </w:r>
+    </w:p>
+    <w:p>
+      <w:pPr>
+        <w:pStyle w:val="noidung"/>
       </w:pPr>
       <w:r>
         <w:rPr>
@@ -4994,627 +4682,27 @@
         <w:t xml:space="preserve">- </w:t>
       </w:r>
       <w:r>
-        <w:t>Các công nghệ dùng để xây dựng giao diện và chức năng cơ bản cho website, gồm HTML, CSS, JavaScript, Bootstrap và cơ sở dữ liệu [3], [4], [6].</w:t>
-      </w:r>
-    </w:p>
-    <w:p>
-      <w:pPr>
-        <w:spacing w:after="120"/>
+        <w:t>Nội dung văn bản phải đủ dễ đọc, khoảng cách hợp lý và tương phản màu phù hợp.</w:t>
+      </w:r>
+    </w:p>
+    <w:p>
+      <w:pPr>
+        <w:pStyle w:val="noidung"/>
       </w:pPr>
       <w:r>
         <w:rPr>
           <w:b/>
           <w:bCs/>
         </w:rPr>
-        <w:lastRenderedPageBreak/>
         <w:t xml:space="preserve">- </w:t>
       </w:r>
       <w:r>
-        <w:t>Các thành phần nghiệp vụ thường gặp trong website bán hàng trực tuyến như danh mục sản phẩm, giỏ hàng, đặt hàng, quản lý đơn hàng, bảo mật và thanh toán điện tử [5], [7].</w:t>
-      </w:r>
-    </w:p>
-    <w:p/>
-    <w:p>
-      <w:pPr>
-        <w:pStyle w:val="Heading1"/>
-      </w:pPr>
-      <w:bookmarkStart w:id="10" w:name="_Toc230160102"/>
-      <w:bookmarkStart w:id="11" w:name="_Toc234398639"/>
-      <w:r>
-        <w:t>Cơ s</w:t>
-      </w:r>
-      <w:r>
-        <w:t>ở</w:t>
-      </w:r>
-      <w:r>
-        <w:t xml:space="preserve"> lý thuy</w:t>
-      </w:r>
-      <w:r>
-        <w:t>ế</w:t>
-      </w:r>
-      <w:r>
-        <w:t>t</w:t>
-      </w:r>
-      <w:bookmarkEnd w:id="10"/>
-      <w:bookmarkEnd w:id="11"/>
-    </w:p>
-    <w:p>
-      <w:pPr>
-        <w:pStyle w:val="Heading2"/>
-        <w:rPr>
-          <w:color w:val="000000" w:themeColor="text1"/>
-        </w:rPr>
-      </w:pPr>
-      <w:bookmarkStart w:id="12" w:name="_Toc230160104"/>
-      <w:bookmarkStart w:id="13" w:name="_Toc234398640"/>
-      <w:r>
-        <w:rPr>
-          <w:color w:val="000000" w:themeColor="text1"/>
-        </w:rPr>
-        <w:t>Tổng quan về thương mại điện tử và website bán sách</w:t>
-      </w:r>
-      <w:bookmarkEnd w:id="13"/>
-    </w:p>
-    <w:p>
-      <w:pPr>
-        <w:pStyle w:val="Heading3"/>
-      </w:pPr>
-      <w:bookmarkStart w:id="14" w:name="_Toc234398641"/>
-      <w:r>
-        <w:t>Khái niệm thương mại điện tử</w:t>
-      </w:r>
-      <w:bookmarkEnd w:id="14"/>
-    </w:p>
-    <w:p>
-      <w:pPr>
-        <w:spacing w:after="120"/>
-        <w:rPr>
-          <w:sz w:val="21"/>
-          <w:szCs w:val="21"/>
-        </w:rPr>
-      </w:pPr>
-      <w:r>
-        <w:t>Thương mại điện tử có thể được hiểu là hoạt động mua bán hàng hóa, dịch vụ và trao đổi thông tin thông qua môi trường điện tử, chủ yếu là Internet. Trong bối cảnh Việt Nam, thương mại điện tử đang tăng trưởng nhanh, được thúc đẩy bởi sự phổ biến của Internet, thiết bị di động và thanh toán số [1], [2], [7]. Sự phát triển này tạo điều kiện cho nhiều mô hình kinh doanh trực tuyến mở rộng, trong đó có mô hình bán sách qua website.</w:t>
-      </w:r>
-    </w:p>
-    <w:p>
-      <w:pPr>
-        <w:spacing w:after="120"/>
-      </w:pPr>
-      <w:r>
-        <w:t>Đối với doanh nghiệp hoặc cửa hàng kinh doanh sách, thương mại điện tử giúp mở rộng phạm vi tiếp cận khách hàng vượt ra ngoài khu vực địa lý truyền thống. Người bán có thể giới thiệu số lượng đầu sách lớn, cập nhật thông tin nhanh và tiếp nhận đơn hàng liên tục. Về phía người mua, họ có thể tìm kiếm, lựa chọn và thanh toán sản phẩm thuận tiện hơn mà không bị giới hạn bởi thời gian hoặc vị trí.</w:t>
-      </w:r>
-    </w:p>
-    <w:p>
-      <w:pPr>
-        <w:pStyle w:val="Heading3"/>
-        <w:rPr>
-          <w:b w:val="0"/>
-          <w:bCs/>
-          <w:color w:val="375375"/>
-        </w:rPr>
-      </w:pPr>
-      <w:bookmarkStart w:id="15" w:name="_Toc234398642"/>
-      <w:r>
-        <w:rPr>
-          <w:b w:val="0"/>
-          <w:bCs/>
-          <w:color w:val="375375"/>
-        </w:rPr>
-        <w:t>Vai trò của website bán sách</w:t>
-      </w:r>
-      <w:bookmarkEnd w:id="15"/>
-    </w:p>
-    <w:p>
-      <w:pPr>
-        <w:spacing w:after="120"/>
-        <w:rPr>
-          <w:sz w:val="21"/>
-          <w:szCs w:val="21"/>
-        </w:rPr>
-      </w:pPr>
-      <w:r>
-        <w:t>Website bán sách là một dạng ứng dụng web phục vụ hoạt động giới thiệu, trưng bày và bán sản phẩm sách trên môi trường trực tuyến. Về mặt chức năng, website bán sách thường cho phép người dùng xem danh mục sách, tra cứu theo tên hoặc thể loại, xem chi tiết sản phẩm, thêm vào giỏ hàng và tiến hành đặt mua.</w:t>
-      </w:r>
-    </w:p>
-    <w:p>
-      <w:pPr>
-        <w:spacing w:after="120"/>
-      </w:pPr>
-      <w:r>
-        <w:t xml:space="preserve">- </w:t>
-      </w:r>
-      <w:r>
-        <w:t>Về mặt thực tiễn, website bán sách có một số vai trò quan trọng:</w:t>
-      </w:r>
-    </w:p>
-    <w:p>
-      <w:pPr>
-        <w:spacing w:after="120"/>
-      </w:pPr>
-      <w:r>
-        <w:t xml:space="preserve">- </w:t>
-      </w:r>
-      <w:r>
-        <w:t>Hỗ trợ kinh doanh liên tục, không phụ thuộc hoàn toàn vào cửa hàng vật lý.</w:t>
-      </w:r>
-    </w:p>
-    <w:p>
-      <w:pPr>
-        <w:spacing w:after="120"/>
-      </w:pPr>
-      <w:r>
-        <w:t xml:space="preserve">- </w:t>
-      </w:r>
-      <w:r>
-        <w:t>Tăng khả năng tiếp cận khách hàng ở nhiều khu vực khác nhau.</w:t>
-      </w:r>
-    </w:p>
-    <w:p>
-      <w:pPr>
-        <w:spacing w:after="120"/>
-      </w:pPr>
-      <w:r>
-        <w:t xml:space="preserve">- </w:t>
-      </w:r>
-      <w:r>
-        <w:t>Giúp cập nhật thông tin sản phẩm, giá bán, khuyến mãi và tồn kho thuận tiện hơn.</w:t>
-      </w:r>
-    </w:p>
-    <w:p>
-      <w:pPr>
-        <w:spacing w:after="120"/>
-      </w:pPr>
-      <w:r>
-        <w:t xml:space="preserve">- </w:t>
-      </w:r>
-      <w:r>
-        <w:t>Hỗ trợ thu thập dữ liệu hành vi người dùng để cải thiện trải nghiệm mua hàng.</w:t>
-      </w:r>
-    </w:p>
-    <w:p>
-      <w:pPr>
-        <w:spacing w:after="120"/>
-      </w:pPr>
-      <w:r>
-        <w:t xml:space="preserve">- </w:t>
-      </w:r>
-      <w:r>
-        <w:t>Tạo nền tảng để tích hợp các chức năng hiện đại như thanh toán trực tuyến, theo dõi đơn hàng và gợi ý sản phẩm.</w:t>
-      </w:r>
-    </w:p>
-    <w:p>
-      <w:pPr>
-        <w:spacing w:after="120"/>
-      </w:pPr>
-      <w:r>
-        <w:t xml:space="preserve">- </w:t>
-      </w:r>
-      <w:r>
-        <w:t>Trong phạm vi đề tài, website bán sách được xem là một hệ thống web thương mại điện tử ở mức cơ bản, tập trung vào trải nghiệm người dùng, bố cục giao diện hợp lý và các chức năng đủ dùng đối với bài toán môn học.</w:t>
-      </w:r>
-    </w:p>
-    <w:p/>
-    <w:p>
-      <w:pPr>
-        <w:pStyle w:val="Heading2"/>
-        <w:rPr>
-          <w:color w:val="000000" w:themeColor="text1"/>
-        </w:rPr>
-      </w:pPr>
-      <w:bookmarkStart w:id="16" w:name="_Toc230160105"/>
-      <w:bookmarkStart w:id="17" w:name="_Toc234398643"/>
-      <w:bookmarkEnd w:id="12"/>
-      <w:r>
-        <w:rPr>
-          <w:color w:val="000000" w:themeColor="text1"/>
-        </w:rPr>
-        <w:lastRenderedPageBreak/>
-        <w:t>Các công nghệ nền tảng trong thiết kế website bán sách</w:t>
-      </w:r>
-      <w:bookmarkEnd w:id="17"/>
-    </w:p>
-    <w:p>
-      <w:pPr>
-        <w:pStyle w:val="Heading3"/>
-      </w:pPr>
-      <w:bookmarkStart w:id="18" w:name="_Toc230160106"/>
-      <w:bookmarkStart w:id="19" w:name="_Toc234398644"/>
-      <w:bookmarkEnd w:id="16"/>
-      <w:r>
-        <w:t>HTML</w:t>
-      </w:r>
-      <w:bookmarkEnd w:id="19"/>
-    </w:p>
-    <w:p>
-      <w:pPr>
-        <w:spacing w:after="120"/>
-        <w:rPr>
-          <w:sz w:val="21"/>
-          <w:szCs w:val="21"/>
-        </w:rPr>
-      </w:pPr>
-      <w:r>
-        <w:t>HTML (HyperText Markup Language) là ngôn ngữ đánh dấu dùng để xây dựng cấu trúc nội dung của trang web [3], [6]. HTML giúp xác định các thành phần như tiêu đề, đoạn văn, hình ảnh, liên kết, bảng biểu, biểu mẫu và nhiều khối nội dung khác. Trong một website bán sách, HTML đóng vai trò tạo ra khung sườn cho các trang như trang chủ, trang danh mục sách, trang chi tiết sách, trang giỏ hàng và trang thanh toán.</w:t>
-      </w:r>
-    </w:p>
-    <w:p>
-      <w:pPr>
-        <w:spacing w:after="120"/>
-      </w:pPr>
-      <w:r>
-        <w:t xml:space="preserve">Ngoài chức năng tạo cấu trúc, HTML hiện đại còn hỗ trợ các thẻ ngữ nghĩa như </w:t>
-      </w:r>
-      <w:r>
-        <w:rPr>
-          <w:rFonts w:ascii="Courier New" w:hAnsi="Courier New" w:cs="Courier New"/>
-          <w:shd w:val="clear" w:color="auto" w:fill="E8E8E8"/>
-        </w:rPr>
-        <w:t>header</w:t>
-      </w:r>
-      <w:r>
-        <w:t xml:space="preserve">, </w:t>
-      </w:r>
-      <w:r>
-        <w:rPr>
-          <w:rFonts w:ascii="Courier New" w:hAnsi="Courier New" w:cs="Courier New"/>
-          <w:shd w:val="clear" w:color="auto" w:fill="E8E8E8"/>
-        </w:rPr>
-        <w:t>nav</w:t>
-      </w:r>
-      <w:r>
-        <w:t xml:space="preserve">, </w:t>
-      </w:r>
-      <w:r>
-        <w:rPr>
-          <w:rFonts w:ascii="Courier New" w:hAnsi="Courier New" w:cs="Courier New"/>
-          <w:shd w:val="clear" w:color="auto" w:fill="E8E8E8"/>
-        </w:rPr>
-        <w:t>main</w:t>
-      </w:r>
-      <w:r>
-        <w:t xml:space="preserve">, </w:t>
-      </w:r>
-      <w:r>
-        <w:rPr>
-          <w:rFonts w:ascii="Courier New" w:hAnsi="Courier New" w:cs="Courier New"/>
-          <w:shd w:val="clear" w:color="auto" w:fill="E8E8E8"/>
-        </w:rPr>
-        <w:t>section</w:t>
-      </w:r>
-      <w:r>
-        <w:t xml:space="preserve">, </w:t>
-      </w:r>
-      <w:r>
-        <w:rPr>
-          <w:rFonts w:ascii="Courier New" w:hAnsi="Courier New" w:cs="Courier New"/>
-          <w:shd w:val="clear" w:color="auto" w:fill="E8E8E8"/>
-        </w:rPr>
-        <w:t>article</w:t>
-      </w:r>
-      <w:r>
-        <w:t xml:space="preserve"> và </w:t>
-      </w:r>
-      <w:r>
-        <w:rPr>
-          <w:rFonts w:ascii="Courier New" w:hAnsi="Courier New" w:cs="Courier New"/>
-          <w:shd w:val="clear" w:color="auto" w:fill="E8E8E8"/>
-        </w:rPr>
-        <w:t>footer</w:t>
-      </w:r>
-      <w:r>
-        <w:t>, giúp nội dung rõ ràng hơn và thuận lợi cho khả năng truy cập cũng như tối ưu công cụ tìm kiếm [6]. Việc sử dụng HTML đúng chuẩn là bước đầu quan trọng để website có bố cục logic và dễ bảo trì.</w:t>
-      </w:r>
-    </w:p>
-    <w:p>
-      <w:pPr>
-        <w:pStyle w:val="Heading3"/>
-      </w:pPr>
-      <w:bookmarkStart w:id="20" w:name="_Toc234398645"/>
-      <w:bookmarkEnd w:id="18"/>
-      <w:r>
-        <w:t>CSS</w:t>
-      </w:r>
-      <w:bookmarkEnd w:id="20"/>
-    </w:p>
-    <w:p>
-      <w:pPr>
-        <w:spacing w:after="120"/>
-        <w:rPr>
-          <w:sz w:val="21"/>
-          <w:szCs w:val="21"/>
-        </w:rPr>
-      </w:pPr>
-      <w:r>
-        <w:t>CSS (Cascading Style Sheets) là ngôn ngữ định kiểu dùng để điều chỉnh cách hiển thị của nội dung HTML [3]. Nếu HTML tạo ra cấu trúc thì CSS quyết định màu sắc, phông chữ, khoảng cách, bố cục, hiệu ứng và tính thẩm mỹ của trang web. Đối với website bán sách, CSS giúp trình bày giao diện theo hướng rõ ràng, dễ đọc và phù hợp với thói quen quan sát sản phẩm của người dùng.</w:t>
-      </w:r>
-    </w:p>
-    <w:p>
-      <w:pPr>
-        <w:spacing w:after="120"/>
-      </w:pPr>
-      <w:r>
-        <w:t>Một số ứng dụng của CSS trong đề tài có thể kể đến như: thiết kế phần menu điều hướng, bố trí lưới sản phẩm, tạo nút mua hàng nổi bật, làm thẻ hiển thị sách và tối ưu phần hiển thị thông tin giá bán. Ngoài ra, CSS còn hỗ trợ tạo giao diện đồng nhất giữa các trang, từ đó nâng cao tính chuyên nghiệp cho website.</w:t>
-      </w:r>
-    </w:p>
-    <w:p>
-      <w:pPr>
-        <w:pStyle w:val="Heading3"/>
-        <w:rPr>
-          <w:sz w:val="24"/>
-        </w:rPr>
-      </w:pPr>
-      <w:bookmarkStart w:id="21" w:name="_Toc234398646"/>
-      <w:r>
-        <w:t>JavaScript</w:t>
-      </w:r>
-      <w:bookmarkEnd w:id="21"/>
-    </w:p>
-    <w:p>
-      <w:pPr>
-        <w:spacing w:after="120"/>
-        <w:rPr>
-          <w:sz w:val="21"/>
-          <w:szCs w:val="21"/>
-        </w:rPr>
-      </w:pPr>
-      <w:r>
-        <w:t>JavaScript là ngôn ngữ lập trình phía trình duyệt, giúp website trở nên linh hoạt và có tính tương tác cao hơn [3]. Nếu chỉ sử dụng HTML và CSS, trang web chủ yếu mang tính tĩnh; còn với JavaScript, website có thể phản hồi hành động của người dùng như bấm nút, nhập dữ liệu, thay đổi số lượng sản phẩm hoặc kiểm tra thông tin biểu mẫu.</w:t>
-      </w:r>
-    </w:p>
-    <w:p>
-      <w:pPr>
-        <w:spacing w:after="120"/>
-      </w:pPr>
-      <w:r>
-        <w:t>Trong website bán sách, JavaScript có thể được sử dụng để xử lý các thao tác như thêm sản phẩm vào giỏ hàng, cập nhật tổng tiền tạm tính, kiểm tra dữ liệu nhập ở biểu mẫu đặt hàng, hiển thị thông báo tương tác hoặc lọc sản phẩm theo điều kiện người dùng chọn. Vì vậy, JavaScript là thành phần quan trọng giúp tăng trải nghiệm sử dụng và làm cho website gần hơn với nhu cầu thực tế.</w:t>
-      </w:r>
-    </w:p>
-    <w:p>
-      <w:pPr>
-        <w:pStyle w:val="Heading3"/>
-        <w:rPr>
-          <w:sz w:val="24"/>
-        </w:rPr>
-      </w:pPr>
-      <w:bookmarkStart w:id="22" w:name="_Toc234398647"/>
-      <w:r>
-        <w:t>Bootstrap</w:t>
-      </w:r>
-      <w:bookmarkEnd w:id="22"/>
-    </w:p>
-    <w:p>
-      <w:pPr>
-        <w:spacing w:after="120"/>
-        <w:rPr>
-          <w:sz w:val="21"/>
-          <w:szCs w:val="21"/>
-        </w:rPr>
-      </w:pPr>
-      <w:r>
-        <w:t xml:space="preserve">Bootstrap là một framework giao diện phổ biến, cung cấp sẵn nhiều thành phần và hệ thống lưới hỗ trợ phát triển web nhanh hơn [4]. Framework này hoạt động theo </w:t>
-      </w:r>
-      <w:r>
-        <w:lastRenderedPageBreak/>
-        <w:t>hướng mobile-first, nghĩa là ưu tiên thiết kế phù hợp với thiết bị di động trước, sau đó mở rộng lên màn hình lớn hơn.</w:t>
-      </w:r>
-    </w:p>
-    <w:p>
-      <w:pPr>
-        <w:spacing w:after="120"/>
-      </w:pPr>
-      <w:r>
-        <w:t>Đối với đề tài thiết kế website bán sách, Bootstrap có nhiều ưu điểm như:</w:t>
-      </w:r>
-    </w:p>
-    <w:p>
-      <w:pPr>
-        <w:spacing w:after="120"/>
-      </w:pPr>
-      <w:r>
-        <w:rPr>
-          <w:b/>
-          <w:bCs/>
-        </w:rPr>
-        <w:t xml:space="preserve">- </w:t>
-      </w:r>
-      <w:r>
-        <w:t>Cung cấp hệ thống lưới 12 cột giúp bố trí sản phẩm khoa học.</w:t>
-      </w:r>
-    </w:p>
-    <w:p>
-      <w:pPr>
-        <w:spacing w:after="120"/>
-      </w:pPr>
-      <w:r>
-        <w:rPr>
-          <w:b/>
-          <w:bCs/>
-        </w:rPr>
-        <w:t>-</w:t>
-      </w:r>
-      <w:r>
-        <w:rPr>
-          <w:b/>
-          <w:bCs/>
-        </w:rPr>
-        <w:t xml:space="preserve"> </w:t>
-      </w:r>
-      <w:r>
-        <w:t>Có sẵn nhiều thành phần giao diện như thanh điều hướng, thẻ sản phẩm, nút bấm, biểu mẫu và hộp thoại.</w:t>
-      </w:r>
-    </w:p>
-    <w:p>
-      <w:pPr>
-        <w:spacing w:after="120"/>
-      </w:pPr>
-      <w:r>
-        <w:rPr>
-          <w:b/>
-          <w:bCs/>
-        </w:rPr>
-        <w:t xml:space="preserve">- </w:t>
-      </w:r>
-      <w:r>
-        <w:t>Hỗ trợ responsive tốt, giúp tiết kiệm thời gian xây dựng giao diện trên nhiều kích thước màn hình.</w:t>
-      </w:r>
-    </w:p>
-    <w:p>
-      <w:pPr>
-        <w:spacing w:after="120"/>
-      </w:pPr>
-      <w:r>
-        <w:rPr>
-          <w:b/>
-          <w:bCs/>
-        </w:rPr>
-        <w:t xml:space="preserve">- </w:t>
-      </w:r>
-      <w:r>
-        <w:t>Giúp giao diện đồng bộ và dễ chỉnh sửa trong quá trình phát triển.</w:t>
-      </w:r>
-    </w:p>
-    <w:p>
-      <w:pPr>
-        <w:spacing w:after="120"/>
-      </w:pPr>
-      <w:r>
-        <w:t>Nhờ đó, Bootstrap phù hợp với môi trường học tập của sinh viên vì vừa dễ tiếp cận vừa hỗ trợ tạo ra giao diện gọn gàng, hiện đại trong thời gian ngắn.</w:t>
-      </w:r>
-    </w:p>
-    <w:p>
-      <w:pPr>
-        <w:pStyle w:val="Heading3"/>
-      </w:pPr>
-      <w:bookmarkStart w:id="23" w:name="_Toc234398648"/>
-      <w:r>
-        <w:t>Responsive design</w:t>
-      </w:r>
-      <w:bookmarkEnd w:id="23"/>
-    </w:p>
-    <w:p>
-      <w:pPr>
-        <w:spacing w:after="120"/>
-      </w:pPr>
-      <w:r>
-        <w:t>Responsive design là nguyên tắc thiết kế web giúp giao diện thích ứng với nhiều loại thiết bị và kích thước màn hình khác nhau [3], [4]. Trong thực tế, người dùng hiện nay có thể truy cập website bằng điện thoại, máy tính bảng hoặc máy tính để bàn. Vì vậy, một website bán sách cần hiển thị tốt trên nhiều thiết bị để tránh gây khó khăn trong quá trình xem và đặt hàng.</w:t>
-      </w:r>
-    </w:p>
-    <w:p>
-      <w:pPr>
-        <w:spacing w:after="120"/>
-      </w:pPr>
-      <w:r>
-        <w:t>Thiết kế responsive thường liên quan đến việc sử dụng lưới linh hoạt, hình ảnh co giãn phù hợp, media queries và cách sắp xếp lại bố cục khi màn hình thay đổi. Với website bán sách, responsive design đặc biệt quan trọng vì người dùng thường xem sản phẩm, đọc mô tả ngắn và thao tác mua hàng ngay trên điện thoại. Nếu giao diện không tối ưu cho màn hình nhỏ, trải nghiệm mua sắm sẽ bị giảm đáng kể.</w:t>
-      </w:r>
-    </w:p>
-    <w:p>
-      <w:pPr>
-        <w:pStyle w:val="Heading3"/>
-        <w:rPr>
-          <w:sz w:val="24"/>
-        </w:rPr>
-      </w:pPr>
-      <w:bookmarkStart w:id="24" w:name="_Toc234398649"/>
-      <w:r>
-        <w:t>UI/UX cơ bản</w:t>
-      </w:r>
-      <w:bookmarkEnd w:id="24"/>
-    </w:p>
-    <w:p>
-      <w:pPr>
-        <w:spacing w:after="120" w:line="280" w:lineRule="exact"/>
-        <w:rPr>
-          <w:sz w:val="21"/>
-          <w:szCs w:val="21"/>
-        </w:rPr>
-      </w:pPr>
-      <w:r>
-        <w:t>UI (User Interface) là giao diện người dùng, còn UX (User Experience) là trải nghiệm người dùng trong quá trình tương tác với hệ thống. Trong thiết kế website bán sách, UI/UX cơ bản cần hướng đến các tiêu chí như dễ nhìn, dễ dùng, bố cục hợp lý, màu sắc hài hòa, điều hướng rõ ràng và phản hồi thao tác kịp thời.</w:t>
-      </w:r>
-    </w:p>
-    <w:p>
-      <w:pPr>
-        <w:spacing w:after="120" w:line="280" w:lineRule="exact"/>
-      </w:pPr>
-      <w:r>
-        <w:t>Một số nguyên tắc UI/UX cơ bản có thể áp dụng gồm:</w:t>
-      </w:r>
-    </w:p>
-    <w:p>
-      <w:pPr>
-        <w:spacing w:after="120" w:line="280" w:lineRule="exact"/>
-      </w:pPr>
-      <w:r>
-        <w:t xml:space="preserve">- </w:t>
-      </w:r>
-      <w:r>
-        <w:t>Thông tin quan trọng cần hiển thị rõ ràng, đặc biệt là tên sách, giá, ảnh bìa và nút mua hàng.</w:t>
-      </w:r>
-    </w:p>
-    <w:p>
-      <w:pPr>
-        <w:spacing w:after="120" w:line="280" w:lineRule="exact"/>
-      </w:pPr>
-      <w:r>
-        <w:rPr>
-          <w:b/>
-          <w:bCs/>
-        </w:rPr>
-        <w:t xml:space="preserve">- </w:t>
-      </w:r>
-      <w:r>
-        <w:t>Danh mục và thanh tìm kiếm nên đặt ở vị trí dễ thấy để người dùng tra cứu nhanh.</w:t>
-      </w:r>
-    </w:p>
-    <w:p>
-      <w:pPr>
-        <w:spacing w:after="120" w:line="280" w:lineRule="exact"/>
-      </w:pPr>
-      <w:r>
-        <w:rPr>
-          <w:b/>
-          <w:bCs/>
-        </w:rPr>
-        <w:t xml:space="preserve">- </w:t>
-      </w:r>
-      <w:r>
-        <w:t>Bố cục cần nhất quán giữa các trang để tránh gây rối.</w:t>
-      </w:r>
-    </w:p>
-    <w:p>
-      <w:pPr>
-        <w:spacing w:after="120" w:line="280" w:lineRule="exact"/>
-      </w:pPr>
-      <w:r>
-        <w:rPr>
-          <w:b/>
-          <w:bCs/>
-        </w:rPr>
-        <w:t xml:space="preserve">- </w:t>
-      </w:r>
-      <w:r>
-        <w:t>Nội dung văn bản phải đủ dễ đọc, khoảng cách hợp lý và tương phản màu phù hợp.</w:t>
-      </w:r>
-    </w:p>
-    <w:p>
-      <w:pPr>
-        <w:spacing w:after="120" w:line="280" w:lineRule="exact"/>
-      </w:pPr>
-      <w:r>
-        <w:rPr>
-          <w:b/>
-          <w:bCs/>
-        </w:rPr>
-        <w:t xml:space="preserve">- </w:t>
-      </w:r>
-      <w:r>
         <w:t>Website nên chú ý đến khả năng truy cập và cấu trúc ngữ nghĩa theo định hướng chuẩn web [3], [6].</w:t>
       </w:r>
     </w:p>
     <w:p>
       <w:pPr>
-        <w:spacing w:after="120" w:line="280" w:lineRule="exact"/>
+        <w:pStyle w:val="noidung"/>
       </w:pPr>
       <w:r>
         <w:t>Việc chú trọng UI/UX không chỉ giúp website đẹp hơn mà còn góp phần nâng cao khả năng giữ chân người dùng và hỗ trợ quá trình mua hàng thuận tiện hơn.</w:t>
@@ -5628,15 +4716,14 @@
           <w:sz w:val="26"/>
         </w:rPr>
       </w:pPr>
-      <w:bookmarkStart w:id="25" w:name="_Toc234398650"/>
+      <w:bookmarkStart w:id="26" w:name="_Toc234398650"/>
       <w:r>
         <w:rPr>
           <w:color w:val="000000" w:themeColor="text1"/>
         </w:rPr>
-        <w:lastRenderedPageBreak/>
         <w:t>Một số thành phần chức năng của website bán sách</w:t>
       </w:r>
-      <w:bookmarkEnd w:id="25"/>
+      <w:bookmarkEnd w:id="26"/>
     </w:p>
     <w:p>
       <w:pPr>
@@ -5646,15 +4733,15 @@
           <w:numId w:val="0"/>
         </w:numPr>
       </w:pPr>
-      <w:bookmarkStart w:id="26" w:name="_Toc234398651"/>
+      <w:bookmarkStart w:id="27" w:name="_Toc234398651"/>
       <w:r>
         <w:t>2.3.1 Cơ sở dữ liệu</w:t>
       </w:r>
-      <w:bookmarkEnd w:id="26"/>
-    </w:p>
-    <w:p>
-      <w:pPr>
-        <w:spacing w:after="120"/>
+      <w:bookmarkEnd w:id="27"/>
+    </w:p>
+    <w:p>
+      <w:pPr>
+        <w:pStyle w:val="noidung"/>
         <w:rPr>
           <w:sz w:val="21"/>
           <w:szCs w:val="21"/>
@@ -5666,7 +4753,7 @@
     </w:p>
     <w:p>
       <w:pPr>
-        <w:spacing w:after="120"/>
+        <w:pStyle w:val="noidung"/>
       </w:pPr>
       <w:r>
         <w:t>Trong thiết kế hệ thống, cơ sở dữ liệu giúp liên kết giữa phần giao diện người dùng và phần quản lý thông tin phía sau. Một cấu trúc dữ liệu rõ ràng sẽ hỗ trợ thao tác tìm kiếm, lọc sách, cập nhật kho và theo dõi đơn hàng hiệu quả hơn. Đối với phạm vi môn học, việc nghiên cứu vai trò của cơ sở dữ liệu là cơ sở để xây dựng chương phân tích và thiết kế dữ liệu ở phần sau.</w:t>
@@ -5680,15 +4767,15 @@
           <w:numId w:val="0"/>
         </w:numPr>
       </w:pPr>
-      <w:bookmarkStart w:id="27" w:name="_Toc234398652"/>
+      <w:bookmarkStart w:id="28" w:name="_Toc234398652"/>
       <w:r>
         <w:t>2.3.2 Giỏ hàng</w:t>
       </w:r>
-      <w:bookmarkEnd w:id="27"/>
-    </w:p>
-    <w:p>
-      <w:pPr>
-        <w:spacing w:after="120"/>
+      <w:bookmarkEnd w:id="28"/>
+    </w:p>
+    <w:p>
+      <w:pPr>
+        <w:pStyle w:val="noidung"/>
         <w:rPr>
           <w:sz w:val="21"/>
           <w:szCs w:val="21"/>
@@ -5700,10 +4787,14 @@
     </w:p>
     <w:p>
       <w:pPr>
-        <w:spacing w:after="120"/>
-      </w:pPr>
-      <w:r>
-        <w:t>Chức năng giỏ hàng cần được thiết kế đơn giản, dễ thao tác và cập nhật rõ ràng. Khi người dùng thêm sách vào giỏ, hệ thống nên phản hồi ngay để họ biết thao tác đã thành công. Đây cũng là một điểm mà JavaScript thường được sử dụng để tăng tính tương tác cho website.</w:t>
+        <w:pStyle w:val="noidung"/>
+      </w:pPr>
+      <w:r>
+        <w:t xml:space="preserve">Chức năng giỏ hàng cần được thiết kế đơn giản, dễ thao tác và cập nhật rõ ràng. Khi người dùng thêm sách vào giỏ, hệ thống nên phản hồi ngay để họ biết thao tác đã </w:t>
+      </w:r>
+      <w:r>
+        <w:lastRenderedPageBreak/>
+        <w:t>thành công. Đây cũng là một điểm mà JavaScript thường được sử dụng để tăng tính tương tác cho website.</w:t>
       </w:r>
     </w:p>
     <w:p>
@@ -5714,15 +4805,15 @@
           <w:numId w:val="0"/>
         </w:numPr>
       </w:pPr>
-      <w:bookmarkStart w:id="28" w:name="_Toc234398653"/>
+      <w:bookmarkStart w:id="29" w:name="_Toc234398653"/>
       <w:r>
         <w:t>2.3.3 Quản lý đơn hàng</w:t>
       </w:r>
-      <w:bookmarkEnd w:id="28"/>
-    </w:p>
-    <w:p>
-      <w:pPr>
-        <w:spacing w:after="120"/>
+      <w:bookmarkEnd w:id="29"/>
+    </w:p>
+    <w:p>
+      <w:pPr>
+        <w:pStyle w:val="noidung"/>
         <w:rPr>
           <w:sz w:val="21"/>
           <w:szCs w:val="21"/>
@@ -5734,7 +4825,7 @@
     </w:p>
     <w:p>
       <w:pPr>
-        <w:spacing w:after="120"/>
+        <w:pStyle w:val="noidung"/>
       </w:pPr>
       <w:r>
         <w:t>Đối với một website bán sách, quản lý đơn hàng giúp người bán kiểm soát được số lượng đơn, sản phẩm đã bán và tiến độ xử lý. Về phía người mua, chức năng này tạo cảm giác yên tâm hơn vì đơn hàng có thể được theo dõi một cách rõ ràng. Trong đồ án môn học, phần này được xem là một chức năng cốt lõi cần có trong phân tích hệ thống.</w:t>
@@ -5760,243 +4851,101 @@
     </w:p>
     <w:p>
       <w:r>
+        <w:br w:type="page"/>
+      </w:r>
+    </w:p>
+    <w:p>
+      <w:pPr>
+        <w:pStyle w:val="Heading1"/>
+      </w:pPr>
+      <w:bookmarkStart w:id="30" w:name="_Toc230160109"/>
+      <w:bookmarkStart w:id="31" w:name="_Toc234398654"/>
+      <w:r>
         <w:lastRenderedPageBreak/>
-        <w:br w:type="page"/>
-      </w:r>
-    </w:p>
-    <w:p>
-      <w:pPr>
-        <w:pStyle w:val="Heading1"/>
-      </w:pPr>
-      <w:bookmarkStart w:id="29" w:name="_Toc230160109"/>
-      <w:bookmarkStart w:id="30" w:name="_Toc234398654"/>
-      <w:r>
-        <w:lastRenderedPageBreak/>
-        <w:t>Phân tích thi</w:t>
-      </w:r>
-      <w:r>
-        <w:t>ế</w:t>
-      </w:r>
-      <w:r>
-        <w:t>t k</w:t>
-      </w:r>
-      <w:r>
-        <w:t>ế</w:t>
-      </w:r>
-      <w:r>
-        <w:t xml:space="preserve"> h</w:t>
-      </w:r>
-      <w:r>
-        <w:t>ệ</w:t>
-      </w:r>
-      <w:r>
-        <w:t xml:space="preserve"> th</w:t>
-      </w:r>
-      <w:r>
-        <w:t>ố</w:t>
-      </w:r>
-      <w:r>
-        <w:t>ng</w:t>
-      </w:r>
-      <w:bookmarkEnd w:id="29"/>
+        <w:t>Phân tích thiết kế hệ thống</w:t>
+      </w:r>
       <w:bookmarkEnd w:id="30"/>
+      <w:bookmarkEnd w:id="31"/>
     </w:p>
     <w:p>
       <w:pPr>
         <w:pStyle w:val="Heading2"/>
       </w:pPr>
-      <w:bookmarkStart w:id="31" w:name="_Toc230160110"/>
-      <w:bookmarkStart w:id="32" w:name="_Toc234398655"/>
-      <w:r>
-        <w:t>Mô t</w:t>
-      </w:r>
-      <w:r>
-        <w:t>ả</w:t>
-      </w:r>
-      <w:r>
-        <w:t xml:space="preserve"> v</w:t>
-      </w:r>
-      <w:r>
-        <w:t>ấ</w:t>
-      </w:r>
-      <w:r>
-        <w:t>n đ</w:t>
-      </w:r>
-      <w:r>
-        <w:t>ề</w:t>
-      </w:r>
-      <w:bookmarkEnd w:id="31"/>
+      <w:bookmarkStart w:id="32" w:name="_Toc230160110"/>
+      <w:bookmarkStart w:id="33" w:name="_Toc234398655"/>
+      <w:r>
+        <w:t>Mô tả vấn đề</w:t>
+      </w:r>
       <w:bookmarkEnd w:id="32"/>
+      <w:bookmarkEnd w:id="33"/>
     </w:p>
     <w:p>
       <w:pPr>
         <w:pStyle w:val="Heading2"/>
       </w:pPr>
-      <w:bookmarkStart w:id="33" w:name="_Toc230160111"/>
-      <w:bookmarkStart w:id="34" w:name="_Toc234398656"/>
-      <w:r>
-        <w:t>Đ</w:t>
-      </w:r>
-      <w:r>
-        <w:t>ặ</w:t>
-      </w:r>
-      <w:r>
-        <w:t>c t</w:t>
-      </w:r>
-      <w:r>
-        <w:t>ả</w:t>
-      </w:r>
-      <w:r>
-        <w:t xml:space="preserve"> yêu c</w:t>
-      </w:r>
-      <w:r>
-        <w:t>ầ</w:t>
-      </w:r>
-      <w:r>
-        <w:t>u h</w:t>
-      </w:r>
-      <w:r>
-        <w:t>ệ</w:t>
-      </w:r>
-      <w:r>
-        <w:t xml:space="preserve"> th</w:t>
-      </w:r>
-      <w:r>
-        <w:t>ố</w:t>
-      </w:r>
-      <w:r>
-        <w:t>ng</w:t>
-      </w:r>
-      <w:bookmarkEnd w:id="33"/>
+      <w:bookmarkStart w:id="34" w:name="_Toc230160111"/>
+      <w:bookmarkStart w:id="35" w:name="_Toc234398656"/>
+      <w:r>
+        <w:t>Đặc tả yêu cầu hệ thống</w:t>
+      </w:r>
       <w:bookmarkEnd w:id="34"/>
+      <w:bookmarkEnd w:id="35"/>
     </w:p>
     <w:p>
       <w:pPr>
         <w:pStyle w:val="Heading3"/>
       </w:pPr>
-      <w:bookmarkStart w:id="35" w:name="_Toc230160112"/>
-      <w:bookmarkStart w:id="36" w:name="_Toc234398657"/>
-      <w:r>
-        <w:t>Yêu c</w:t>
-      </w:r>
-      <w:r>
-        <w:t>ầ</w:t>
-      </w:r>
-      <w:r>
-        <w:t>u ch</w:t>
-      </w:r>
-      <w:r>
-        <w:t>ứ</w:t>
-      </w:r>
-      <w:r>
-        <w:t>c năng</w:t>
-      </w:r>
-      <w:bookmarkEnd w:id="35"/>
+      <w:bookmarkStart w:id="36" w:name="_Toc230160112"/>
+      <w:bookmarkStart w:id="37" w:name="_Toc234398657"/>
+      <w:r>
+        <w:t>Yêu cầu chức năng</w:t>
+      </w:r>
       <w:bookmarkEnd w:id="36"/>
+      <w:bookmarkEnd w:id="37"/>
     </w:p>
     <w:p>
       <w:pPr>
         <w:pStyle w:val="Heading3"/>
       </w:pPr>
-      <w:bookmarkStart w:id="37" w:name="_Toc230160113"/>
-      <w:bookmarkStart w:id="38" w:name="_Toc234398658"/>
-      <w:r>
-        <w:t>Yêu c</w:t>
-      </w:r>
-      <w:r>
-        <w:t>ầ</w:t>
-      </w:r>
-      <w:r>
-        <w:t>u phi ch</w:t>
-      </w:r>
-      <w:r>
-        <w:t>ứ</w:t>
-      </w:r>
-      <w:r>
-        <w:t>c năng</w:t>
-      </w:r>
-      <w:bookmarkEnd w:id="37"/>
+      <w:bookmarkStart w:id="38" w:name="_Toc230160113"/>
+      <w:bookmarkStart w:id="39" w:name="_Toc234398658"/>
+      <w:r>
+        <w:t>Yêu cầu phi chức năng</w:t>
+      </w:r>
       <w:bookmarkEnd w:id="38"/>
+      <w:bookmarkEnd w:id="39"/>
     </w:p>
     <w:p>
       <w:pPr>
         <w:pStyle w:val="Heading4"/>
       </w:pPr>
-      <w:bookmarkStart w:id="39" w:name="_Toc230160114"/>
-      <w:r>
-        <w:t>Tiêu đ</w:t>
-      </w:r>
-      <w:r>
-        <w:t>ề</w:t>
-      </w:r>
-      <w:r>
-        <w:t xml:space="preserve"> m</w:t>
-      </w:r>
-      <w:r>
-        <w:t>ụ</w:t>
-      </w:r>
-      <w:r>
-        <w:t>c 2.2.2.1</w:t>
-      </w:r>
-      <w:bookmarkEnd w:id="39"/>
+      <w:bookmarkStart w:id="40" w:name="_Toc230160114"/>
+      <w:r>
+        <w:t>Tiêu đề mục 2.2.2.1</w:t>
+      </w:r>
+      <w:bookmarkEnd w:id="40"/>
     </w:p>
     <w:p>
       <w:pPr>
         <w:pStyle w:val="Heading4"/>
       </w:pPr>
-      <w:bookmarkStart w:id="40" w:name="_Toc230160115"/>
-      <w:r>
-        <w:t>Tiêu đ</w:t>
-      </w:r>
-      <w:r>
-        <w:t>ề</w:t>
-      </w:r>
-      <w:r>
-        <w:t xml:space="preserve"> m</w:t>
-      </w:r>
-      <w:r>
-        <w:t>ụ</w:t>
-      </w:r>
-      <w:r>
-        <w:t>c 2.2.2.2</w:t>
-      </w:r>
-      <w:bookmarkEnd w:id="40"/>
+      <w:bookmarkStart w:id="41" w:name="_Toc230160115"/>
+      <w:r>
+        <w:t>Tiêu đề mục 2.2.2.2</w:t>
+      </w:r>
+      <w:bookmarkEnd w:id="41"/>
     </w:p>
     <w:p>
       <w:pPr>
         <w:pStyle w:val="Heading2"/>
       </w:pPr>
-      <w:bookmarkStart w:id="41" w:name="_Toc230160116"/>
-      <w:bookmarkStart w:id="42" w:name="_Toc234398659"/>
-      <w:r>
-        <w:t>Thi</w:t>
-      </w:r>
-      <w:r>
-        <w:t>ế</w:t>
-      </w:r>
-      <w:r>
-        <w:t>t k</w:t>
-      </w:r>
-      <w:r>
-        <w:t>ế</w:t>
-      </w:r>
-      <w:r>
-        <w:t xml:space="preserve"> d</w:t>
-      </w:r>
-      <w:r>
-        <w:t>ữ</w:t>
-      </w:r>
-      <w:r>
-        <w:t xml:space="preserve"> li</w:t>
-      </w:r>
-      <w:r>
-        <w:t>ệ</w:t>
-      </w:r>
-      <w:r>
-        <w:t>u</w:t>
-      </w:r>
-      <w:bookmarkEnd w:id="41"/>
+      <w:bookmarkStart w:id="42" w:name="_Toc230160116"/>
+      <w:bookmarkStart w:id="43" w:name="_Toc234398659"/>
+      <w:r>
+        <w:t>Thiết kế dữ liệu</w:t>
+      </w:r>
       <w:bookmarkEnd w:id="42"/>
+      <w:bookmarkEnd w:id="43"/>
     </w:p>
     <w:p>
       <w:pPr>
@@ -6007,55 +4956,25 @@
       <w:pPr>
         <w:pStyle w:val="Heading3"/>
       </w:pPr>
-      <w:bookmarkStart w:id="43" w:name="_Toc230160117"/>
-      <w:bookmarkStart w:id="44" w:name="_Toc234398660"/>
-      <w:r>
-        <w:t>C</w:t>
-      </w:r>
-      <w:r>
-        <w:t>ấ</w:t>
-      </w:r>
-      <w:r>
-        <w:t>u trúc lưu tr</w:t>
-      </w:r>
-      <w:r>
-        <w:t>ữ</w:t>
-      </w:r>
-      <w:bookmarkEnd w:id="43"/>
+      <w:bookmarkStart w:id="44" w:name="_Toc230160117"/>
+      <w:bookmarkStart w:id="45" w:name="_Toc234398660"/>
+      <w:r>
+        <w:t>Cấu trúc lưu trữ</w:t>
+      </w:r>
       <w:bookmarkEnd w:id="44"/>
+      <w:bookmarkEnd w:id="45"/>
     </w:p>
     <w:p>
       <w:pPr>
         <w:pStyle w:val="Heading3"/>
       </w:pPr>
-      <w:bookmarkStart w:id="45" w:name="_Toc230160118"/>
-      <w:bookmarkStart w:id="46" w:name="_Toc234398661"/>
-      <w:r>
-        <w:t>Đ</w:t>
-      </w:r>
-      <w:r>
-        <w:t>ặ</w:t>
-      </w:r>
-      <w:r>
-        <w:t>c</w:t>
-      </w:r>
-      <w:r>
-        <w:t xml:space="preserve"> t</w:t>
-      </w:r>
-      <w:r>
-        <w:t>ả</w:t>
-      </w:r>
-      <w:r>
-        <w:t xml:space="preserve"> chi ti</w:t>
-      </w:r>
-      <w:r>
-        <w:t>ế</w:t>
-      </w:r>
-      <w:r>
-        <w:t>t</w:t>
-      </w:r>
-      <w:bookmarkEnd w:id="45"/>
+      <w:bookmarkStart w:id="46" w:name="_Toc230160118"/>
+      <w:bookmarkStart w:id="47" w:name="_Toc234398661"/>
+      <w:r>
+        <w:t>Đặc tả chi tiết</w:t>
+      </w:r>
       <w:bookmarkEnd w:id="46"/>
+      <w:bookmarkEnd w:id="47"/>
     </w:p>
     <w:p>
       <w:pPr>
@@ -6068,73 +4987,23 @@
         <w:keepNext/>
       </w:pPr>
       <w:r>
-        <w:t>B</w:t>
-      </w:r>
-      <w:r>
-        <w:t>ả</w:t>
-      </w:r>
-      <w:r>
-        <w:t xml:space="preserve">ng </w:t>
-      </w:r>
-      <w:r>
-        <w:fldChar w:fldCharType="begin"/>
-      </w:r>
-      <w:r>
-        <w:instrText xml:space="preserve"> STYLEREF 1 \s </w:instrText>
-      </w:r>
-      <w:r>
-        <w:fldChar w:fldCharType="separate"/>
-      </w:r>
-      <w:r>
-        <w:t>3</w:t>
-      </w:r>
-      <w:r>
-        <w:fldChar w:fldCharType="end"/>
-      </w:r>
+        <w:t xml:space="preserve">Bảng </w:t>
+      </w:r>
+      <w:fldSimple w:instr=" STYLEREF 1 \s ">
+        <w:r>
+          <w:t>3</w:t>
+        </w:r>
+      </w:fldSimple>
       <w:r>
         <w:t>.</w:t>
       </w:r>
-      <w:r>
-        <w:fldChar w:fldCharType="begin"/>
-      </w:r>
-      <w:r>
-        <w:instrText xml:space="preserve"> SEQ B</w:instrText>
-      </w:r>
-      <w:r>
-        <w:instrText>ả</w:instrText>
-      </w:r>
-      <w:r>
-        <w:instrText xml:space="preserve">ng \* ARABIC \s 1 </w:instrText>
-      </w:r>
-      <w:r>
-        <w:fldChar w:fldCharType="separate"/>
-      </w:r>
-      <w:r>
-        <w:t>1</w:t>
-      </w:r>
-      <w:r>
-        <w:fldChar w:fldCharType="end"/>
-      </w:r>
-      <w:r>
-        <w:t xml:space="preserve"> Nh</w:t>
-      </w:r>
-      <w:r>
-        <w:t>ậ</w:t>
-      </w:r>
-      <w:r>
-        <w:t>p vào tiêu đ</w:t>
-      </w:r>
-      <w:r>
-        <w:t>ề</w:t>
-      </w:r>
-      <w:r>
-        <w:t xml:space="preserve"> b</w:t>
-      </w:r>
-      <w:r>
-        <w:t>ả</w:t>
-      </w:r>
-      <w:r>
-        <w:t xml:space="preserve">ng </w:t>
+      <w:fldSimple w:instr=" SEQ Bảng \* ARABIC \s 1 ">
+        <w:r>
+          <w:t>1</w:t>
+        </w:r>
+      </w:fldSimple>
+      <w:r>
+        <w:t xml:space="preserve"> Nhập vào tiêu đề bảng </w:t>
       </w:r>
     </w:p>
     <w:tbl>
@@ -6184,13 +5053,7 @@
               </w:rPr>
             </w:pPr>
             <w:r>
-              <w:t>Tên c</w:t>
-            </w:r>
-            <w:r>
-              <w:t>ộ</w:t>
-            </w:r>
-            <w:r>
-              <w:t>t 1</w:t>
+              <w:t>Tên cột 1</w:t>
             </w:r>
           </w:p>
         </w:tc>
@@ -6207,13 +5070,7 @@
               </w:rPr>
             </w:pPr>
             <w:r>
-              <w:t>Tên c</w:t>
-            </w:r>
-            <w:r>
-              <w:t>ộ</w:t>
-            </w:r>
-            <w:r>
-              <w:t>t 2</w:t>
+              <w:t>Tên cột 2</w:t>
             </w:r>
           </w:p>
         </w:tc>
@@ -6230,13 +5087,7 @@
               </w:rPr>
             </w:pPr>
             <w:r>
-              <w:t>Tên c</w:t>
-            </w:r>
-            <w:r>
-              <w:t>ộ</w:t>
-            </w:r>
-            <w:r>
-              <w:t>t 3</w:t>
+              <w:t>Tên cột 3</w:t>
             </w:r>
           </w:p>
         </w:tc>
@@ -6375,80 +5226,38 @@
       <w:pPr>
         <w:pStyle w:val="Heading2"/>
       </w:pPr>
-      <w:bookmarkStart w:id="47" w:name="_Toc230160119"/>
-      <w:bookmarkStart w:id="48" w:name="_Toc234398662"/>
+      <w:bookmarkStart w:id="48" w:name="_Toc230160119"/>
+      <w:bookmarkStart w:id="49" w:name="_Toc234398662"/>
       <w:r>
         <w:lastRenderedPageBreak/>
-        <w:t>Thi</w:t>
-      </w:r>
-      <w:r>
-        <w:t>ế</w:t>
-      </w:r>
-      <w:r>
-        <w:t>t k</w:t>
-      </w:r>
-      <w:r>
-        <w:t>ế</w:t>
-      </w:r>
-      <w:r>
-        <w:t xml:space="preserve"> ch</w:t>
-      </w:r>
-      <w:r>
-        <w:t>ứ</w:t>
-      </w:r>
-      <w:r>
-        <w:t>c năng</w:t>
-      </w:r>
-      <w:bookmarkEnd w:id="47"/>
+        <w:t>Thiết kế chức năng</w:t>
+      </w:r>
       <w:bookmarkEnd w:id="48"/>
+      <w:bookmarkEnd w:id="49"/>
     </w:p>
     <w:p>
       <w:pPr>
         <w:pStyle w:val="Heading2"/>
       </w:pPr>
-      <w:bookmarkStart w:id="49" w:name="_Toc230160120"/>
-      <w:bookmarkStart w:id="50" w:name="_Toc234398663"/>
-      <w:r>
-        <w:t>Thi</w:t>
-      </w:r>
-      <w:r>
-        <w:t>ế</w:t>
-      </w:r>
-      <w:r>
-        <w:t>t k</w:t>
-      </w:r>
-      <w:r>
-        <w:t>ế</w:t>
-      </w:r>
-      <w:r>
-        <w:t xml:space="preserve"> giao di</w:t>
-      </w:r>
-      <w:r>
-        <w:t>ệ</w:t>
-      </w:r>
-      <w:r>
-        <w:t>n</w:t>
-      </w:r>
-      <w:bookmarkEnd w:id="49"/>
+      <w:bookmarkStart w:id="50" w:name="_Toc230160120"/>
+      <w:bookmarkStart w:id="51" w:name="_Toc234398663"/>
+      <w:r>
+        <w:t>Thiết kế giao diện</w:t>
+      </w:r>
       <w:bookmarkEnd w:id="50"/>
+      <w:bookmarkEnd w:id="51"/>
     </w:p>
     <w:p>
       <w:pPr>
         <w:pStyle w:val="Heading3"/>
       </w:pPr>
-      <w:bookmarkStart w:id="51" w:name="_Toc230160121"/>
-      <w:bookmarkStart w:id="52" w:name="_Toc234398664"/>
-      <w:r>
-        <w:t>Sơ đ</w:t>
-      </w:r>
-      <w:r>
-        <w:t>ồ</w:t>
-      </w:r>
-      <w:r>
-        <w:t xml:space="preserve"> website</w:t>
-      </w:r>
-      <w:bookmarkEnd w:id="51"/>
+      <w:bookmarkStart w:id="52" w:name="_Toc230160121"/>
+      <w:bookmarkStart w:id="53" w:name="_Toc234398664"/>
+      <w:r>
+        <w:t>Sơ đồ website</w:t>
+      </w:r>
       <w:bookmarkEnd w:id="52"/>
+      <w:bookmarkEnd w:id="53"/>
     </w:p>
     <w:p>
       <w:pPr>
@@ -6505,99 +5314,46 @@
       <w:r>
         <w:t xml:space="preserve">Hình </w:t>
       </w:r>
-      <w:r>
-        <w:fldChar w:fldCharType="begin"/>
-      </w:r>
-      <w:r>
-        <w:instrText xml:space="preserve"> STYLEREF 1 \s </w:instrText>
-      </w:r>
-      <w:r>
-        <w:fldChar w:fldCharType="separate"/>
-      </w:r>
-      <w:r>
-        <w:t>3</w:t>
-      </w:r>
-      <w:r>
-        <w:fldChar w:fldCharType="end"/>
-      </w:r>
+      <w:fldSimple w:instr=" STYLEREF 1 \s ">
+        <w:r>
+          <w:t>3</w:t>
+        </w:r>
+      </w:fldSimple>
       <w:r>
         <w:t>.</w:t>
       </w:r>
-      <w:r>
-        <w:fldChar w:fldCharType="begin"/>
-      </w:r>
-      <w:r>
-        <w:instrText xml:space="preserve"> SEQ Hình \* ARABIC \s 1 </w:instrText>
-      </w:r>
-      <w:r>
-        <w:fldChar w:fldCharType="separate"/>
-      </w:r>
-      <w:r>
-        <w:t>1</w:t>
-      </w:r>
-      <w:r>
-        <w:fldChar w:fldCharType="end"/>
-      </w:r>
-      <w:r>
-        <w:t xml:space="preserve"> Nh</w:t>
-      </w:r>
-      <w:r>
-        <w:t>ậ</w:t>
-      </w:r>
-      <w:r>
-        <w:t>p tiêu đ</w:t>
-      </w:r>
-      <w:r>
-        <w:t>ề</w:t>
-      </w:r>
-      <w:r>
-        <w:t xml:space="preserve"> cho hình minh h</w:t>
-      </w:r>
-      <w:r>
-        <w:t>ọ</w:t>
-      </w:r>
-      <w:r>
-        <w:t>a</w:t>
+      <w:fldSimple w:instr=" SEQ Hình \* ARABIC \s 1 ">
+        <w:r>
+          <w:t>1</w:t>
+        </w:r>
+      </w:fldSimple>
+      <w:r>
+        <w:t xml:space="preserve"> Nhập tiêu đề cho hình minh họa</w:t>
       </w:r>
     </w:p>
     <w:p>
       <w:pPr>
         <w:pStyle w:val="Heading3"/>
       </w:pPr>
-      <w:bookmarkStart w:id="53" w:name="_Toc230160122"/>
-      <w:bookmarkStart w:id="54" w:name="_Toc234398665"/>
-      <w:r>
-        <w:t>Giao di</w:t>
-      </w:r>
-      <w:r>
-        <w:t>ệ</w:t>
-      </w:r>
-      <w:r>
-        <w:t>n trang ch</w:t>
-      </w:r>
-      <w:r>
-        <w:t>ủ</w:t>
-      </w:r>
-      <w:bookmarkEnd w:id="53"/>
+      <w:bookmarkStart w:id="54" w:name="_Toc230160122"/>
+      <w:bookmarkStart w:id="55" w:name="_Toc234398665"/>
+      <w:r>
+        <w:t>Giao diện trang chủ</w:t>
+      </w:r>
       <w:bookmarkEnd w:id="54"/>
+      <w:bookmarkEnd w:id="55"/>
     </w:p>
     <w:p>
       <w:pPr>
         <w:pStyle w:val="Heading3"/>
       </w:pPr>
-      <w:bookmarkStart w:id="55" w:name="_Toc230160123"/>
-      <w:bookmarkStart w:id="56" w:name="_Toc234398666"/>
-      <w:r>
-        <w:t>Giao di</w:t>
-      </w:r>
-      <w:r>
-        <w:t>ệ</w:t>
-      </w:r>
-      <w:r>
-        <w:t>n trang …</w:t>
-      </w:r>
-      <w:bookmarkEnd w:id="55"/>
+      <w:bookmarkStart w:id="56" w:name="_Toc230160123"/>
+      <w:bookmarkStart w:id="57" w:name="_Toc234398666"/>
+      <w:r>
+        <w:t>Giao diện trang …</w:t>
+      </w:r>
       <w:bookmarkEnd w:id="56"/>
+      <w:bookmarkEnd w:id="57"/>
     </w:p>
     <w:p/>
     <w:p>
@@ -6609,182 +5365,77 @@
       <w:pPr>
         <w:pStyle w:val="Heading1"/>
       </w:pPr>
-      <w:bookmarkStart w:id="57" w:name="_Toc230160124"/>
-      <w:bookmarkStart w:id="58" w:name="_Toc234398667"/>
+      <w:bookmarkStart w:id="58" w:name="_Toc230160124"/>
+      <w:bookmarkStart w:id="59" w:name="_Toc234398667"/>
       <w:r>
         <w:lastRenderedPageBreak/>
-        <w:t>K</w:t>
-      </w:r>
-      <w:r>
-        <w:t>Ế</w:t>
-      </w:r>
-      <w:r>
-        <w:t>T QU</w:t>
-      </w:r>
-      <w:r>
-        <w:t>Ả</w:t>
-      </w:r>
-      <w:r>
-        <w:t xml:space="preserve"> th</w:t>
-      </w:r>
-      <w:r>
-        <w:t>ự</w:t>
-      </w:r>
-      <w:r>
-        <w:t>c nghi</w:t>
-      </w:r>
-      <w:r>
-        <w:t>ệ</w:t>
-      </w:r>
-      <w:r>
-        <w:t>m</w:t>
-      </w:r>
-      <w:bookmarkEnd w:id="57"/>
+        <w:t>KẾT QUẢ thực nghiệm</w:t>
+      </w:r>
       <w:bookmarkEnd w:id="58"/>
+      <w:bookmarkEnd w:id="59"/>
     </w:p>
     <w:p>
       <w:pPr>
         <w:pStyle w:val="Heading2"/>
       </w:pPr>
-      <w:bookmarkStart w:id="59" w:name="_Toc230160125"/>
-      <w:bookmarkStart w:id="60" w:name="_Toc234398668"/>
-      <w:r>
-        <w:t>D</w:t>
-      </w:r>
-      <w:r>
-        <w:t>ữ</w:t>
-      </w:r>
-      <w:r>
-        <w:t xml:space="preserve"> li</w:t>
-      </w:r>
-      <w:r>
-        <w:t>ệ</w:t>
-      </w:r>
-      <w:r>
-        <w:t>u th</w:t>
-      </w:r>
-      <w:r>
-        <w:t>ử</w:t>
-      </w:r>
-      <w:r>
-        <w:t xml:space="preserve"> nghi</w:t>
-      </w:r>
-      <w:r>
-        <w:t>ệ</w:t>
-      </w:r>
-      <w:r>
-        <w:t>m</w:t>
-      </w:r>
-      <w:bookmarkEnd w:id="59"/>
+      <w:bookmarkStart w:id="60" w:name="_Toc230160125"/>
+      <w:bookmarkStart w:id="61" w:name="_Toc234398668"/>
+      <w:r>
+        <w:t>Dữ liệu thử nghiệm</w:t>
+      </w:r>
       <w:bookmarkEnd w:id="60"/>
+      <w:bookmarkEnd w:id="61"/>
     </w:p>
     <w:p>
       <w:pPr>
         <w:pStyle w:val="Heading2"/>
       </w:pPr>
-      <w:bookmarkStart w:id="61" w:name="_Toc230160126"/>
-      <w:bookmarkStart w:id="62" w:name="_Toc234398669"/>
-      <w:r>
-        <w:t>K</w:t>
-      </w:r>
-      <w:r>
-        <w:t>ế</w:t>
-      </w:r>
-      <w:r>
-        <w:t>t qu</w:t>
-      </w:r>
-      <w:r>
-        <w:t>ả</w:t>
-      </w:r>
-      <w:r>
-        <w:t xml:space="preserve"> th</w:t>
-      </w:r>
-      <w:r>
-        <w:t>ự</w:t>
-      </w:r>
-      <w:r>
-        <w:t>c nghi</w:t>
-      </w:r>
-      <w:r>
-        <w:t>ệ</w:t>
-      </w:r>
-      <w:r>
-        <w:t>m</w:t>
-      </w:r>
-      <w:bookmarkEnd w:id="61"/>
+      <w:bookmarkStart w:id="62" w:name="_Toc230160126"/>
+      <w:bookmarkStart w:id="63" w:name="_Toc234398669"/>
+      <w:r>
+        <w:t>Kết quả thực nghiệm</w:t>
+      </w:r>
       <w:bookmarkEnd w:id="62"/>
+      <w:bookmarkEnd w:id="63"/>
     </w:p>
     <w:p>
       <w:pPr>
         <w:pStyle w:val="Heading3"/>
       </w:pPr>
-      <w:bookmarkStart w:id="63" w:name="_Toc230160127"/>
-      <w:bookmarkStart w:id="64" w:name="_Toc234398670"/>
-      <w:r>
-        <w:t>Giao di</w:t>
-      </w:r>
-      <w:r>
-        <w:t>ệ</w:t>
-      </w:r>
-      <w:r>
-        <w:t>n trang ch</w:t>
-      </w:r>
-      <w:r>
-        <w:t>ủ</w:t>
-      </w:r>
-      <w:bookmarkEnd w:id="63"/>
+      <w:bookmarkStart w:id="64" w:name="_Toc230160127"/>
+      <w:bookmarkStart w:id="65" w:name="_Toc234398670"/>
+      <w:r>
+        <w:t>Giao diện trang chủ</w:t>
+      </w:r>
       <w:bookmarkEnd w:id="64"/>
+      <w:bookmarkEnd w:id="65"/>
     </w:p>
     <w:p>
       <w:pPr>
         <w:pStyle w:val="noidung"/>
       </w:pPr>
       <w:r>
-        <w:t>Ch</w:t>
-      </w:r>
-      <w:r>
-        <w:t>ụ</w:t>
-      </w:r>
-      <w:r>
-        <w:t>p hình và mô t</w:t>
-      </w:r>
-      <w:r>
-        <w:t>ả</w:t>
+        <w:t>Chụp hình và mô tả</w:t>
       </w:r>
     </w:p>
     <w:p>
       <w:pPr>
         <w:pStyle w:val="Heading3"/>
       </w:pPr>
-      <w:bookmarkStart w:id="65" w:name="_Toc230160128"/>
-      <w:bookmarkStart w:id="66" w:name="_Toc234398671"/>
-      <w:r>
-        <w:t>Giao di</w:t>
-      </w:r>
-      <w:r>
-        <w:t>ệ</w:t>
-      </w:r>
-      <w:r>
-        <w:t>n trang …</w:t>
-      </w:r>
-      <w:bookmarkEnd w:id="65"/>
+      <w:bookmarkStart w:id="66" w:name="_Toc230160128"/>
+      <w:bookmarkStart w:id="67" w:name="_Toc234398671"/>
+      <w:r>
+        <w:t>Giao diện trang …</w:t>
+      </w:r>
       <w:bookmarkEnd w:id="66"/>
+      <w:bookmarkEnd w:id="67"/>
     </w:p>
     <w:p>
       <w:pPr>
         <w:pStyle w:val="noidung"/>
       </w:pPr>
       <w:r>
-        <w:t>Ch</w:t>
-      </w:r>
-      <w:r>
-        <w:t>ụ</w:t>
-      </w:r>
-      <w:r>
-        <w:t>p hình và mô t</w:t>
-      </w:r>
-      <w:r>
-        <w:t>ả</w:t>
+        <w:t>Chụp hình và mô tả</w:t>
       </w:r>
     </w:p>
     <w:p>
@@ -6806,65 +5457,26 @@
       <w:pPr>
         <w:pStyle w:val="Heading1"/>
       </w:pPr>
-      <w:bookmarkStart w:id="67" w:name="_Toc230160129"/>
-      <w:bookmarkStart w:id="68" w:name="_Toc234398672"/>
+      <w:bookmarkStart w:id="68" w:name="_Toc230160129"/>
+      <w:bookmarkStart w:id="69" w:name="_Toc234398672"/>
       <w:r>
         <w:lastRenderedPageBreak/>
-        <w:t>K</w:t>
-      </w:r>
-      <w:r>
-        <w:t>ế</w:t>
-      </w:r>
-      <w:r>
-        <w:t>t lu</w:t>
-      </w:r>
-      <w:r>
-        <w:t>ậ</w:t>
-      </w:r>
-      <w:r>
-        <w:t xml:space="preserve">n và </w:t>
-      </w:r>
-      <w:r>
-        <w:t>hư</w:t>
-      </w:r>
-      <w:r>
-        <w:t>ớ</w:t>
-      </w:r>
-      <w:r>
-        <w:t>ng phát tri</w:t>
-      </w:r>
-      <w:r>
-        <w:t>ể</w:t>
-      </w:r>
-      <w:r>
-        <w:t>n</w:t>
-      </w:r>
-      <w:bookmarkEnd w:id="67"/>
+        <w:t>Kết luận và hướng phát triển</w:t>
+      </w:r>
       <w:bookmarkEnd w:id="68"/>
+      <w:bookmarkEnd w:id="69"/>
     </w:p>
     <w:p>
       <w:pPr>
         <w:pStyle w:val="Heading2"/>
       </w:pPr>
-      <w:bookmarkStart w:id="69" w:name="_Toc230160130"/>
-      <w:bookmarkStart w:id="70" w:name="_Toc234398673"/>
-      <w:r>
-        <w:t>K</w:t>
-      </w:r>
-      <w:r>
-        <w:t>ế</w:t>
-      </w:r>
-      <w:r>
-        <w:t>t lu</w:t>
-      </w:r>
-      <w:r>
-        <w:t>ậ</w:t>
-      </w:r>
-      <w:r>
-        <w:t>n</w:t>
-      </w:r>
-      <w:bookmarkEnd w:id="69"/>
+      <w:bookmarkStart w:id="70" w:name="_Toc230160130"/>
+      <w:bookmarkStart w:id="71" w:name="_Toc234398673"/>
+      <w:r>
+        <w:t>Kết luận</w:t>
+      </w:r>
       <w:bookmarkEnd w:id="70"/>
+      <w:bookmarkEnd w:id="71"/>
     </w:p>
     <w:p>
       <w:pPr>
@@ -6875,25 +5487,13 @@
       <w:pPr>
         <w:pStyle w:val="Heading2"/>
       </w:pPr>
-      <w:bookmarkStart w:id="71" w:name="_Toc230160131"/>
-      <w:bookmarkStart w:id="72" w:name="_Toc234398674"/>
-      <w:r>
-        <w:t>Hư</w:t>
-      </w:r>
-      <w:r>
-        <w:t>ớ</w:t>
-      </w:r>
-      <w:r>
-        <w:t>ng phát tri</w:t>
-      </w:r>
-      <w:r>
-        <w:t>ể</w:t>
-      </w:r>
-      <w:r>
-        <w:t>n</w:t>
-      </w:r>
-      <w:bookmarkEnd w:id="71"/>
+      <w:bookmarkStart w:id="72" w:name="_Toc230160131"/>
+      <w:bookmarkStart w:id="73" w:name="_Toc234398674"/>
+      <w:r>
+        <w:t>Hướng phát triển</w:t>
+      </w:r>
       <w:bookmarkEnd w:id="72"/>
+      <w:bookmarkEnd w:id="73"/>
     </w:p>
     <w:p>
       <w:pPr>
@@ -6919,22 +5519,21 @@
     </w:p>
     <w:sdt>
       <w:sdtPr>
+        <w:rPr>
+          <w:rFonts w:eastAsiaTheme="minorHAnsi" w:cstheme="minorBidi"/>
+          <w:b w:val="0"/>
+          <w:caps w:val="0"/>
+          <w:color w:val="auto"/>
+          <w:sz w:val="26"/>
+          <w:szCs w:val="22"/>
+        </w:rPr>
         <w:id w:val="-1733530736"/>
         <w:docPartObj>
           <w:docPartGallery w:val="Bibliographies"/>
           <w:docPartUnique/>
         </w:docPartObj>
       </w:sdtPr>
-      <w:sdtEndPr>
-        <w:rPr>
-          <w:rFonts w:eastAsiaTheme="minorHAnsi" w:cstheme="minorBidi"/>
-          <w:b w:val="0"/>
-          <w:caps w:val="0"/>
-          <w:color w:val="auto"/>
-          <w:sz w:val="26"/>
-          <w:szCs w:val="22"/>
-        </w:rPr>
-      </w:sdtEndPr>
+      <w:sdtEndPr/>
       <w:sdtContent>
         <w:p>
           <w:pPr>
@@ -6950,10 +5549,6 @@
         </w:p>
         <w:sdt>
           <w:sdtPr>
-            <w:id w:val="111145805"/>
-            <w:bibliography/>
-          </w:sdtPr>
-          <w:sdtEndPr>
             <w:rPr>
               <w:rFonts w:eastAsiaTheme="minorHAnsi" w:cstheme="minorBidi"/>
               <w:b w:val="0"/>
@@ -6962,7 +5557,10 @@
               <w:sz w:val="26"/>
               <w:szCs w:val="22"/>
             </w:rPr>
-          </w:sdtEndPr>
+            <w:id w:val="111145805"/>
+            <w:bibliography/>
+          </w:sdtPr>
+          <w:sdtEndPr/>
           <w:sdtContent>
             <w:p>
               <w:pPr>
@@ -7422,7 +6020,7 @@
 </file>
 
 <file path=word/endnotes.xml><?xml version="1.0" encoding="utf-8"?>
-<w:endnotes xmlns:wpc="http://schemas.microsoft.com/office/word/2010/wordprocessingCanvas" xmlns:cx="http://schemas.microsoft.com/office/drawing/2014/chartex" xmlns:cx1="http://schemas.microsoft.com/office/drawing/2015/9/8/chartex" xmlns:cx2="http://schemas.microsoft.com/office/drawing/2015/10/21/chartex" xmlns:cx3="http://schemas.microsoft.com/office/drawing/2016/5/9/chartex" xmlns:cx4="http://schemas.microsoft.com/office/drawing/2016/5/10/chartex" xmlns:cx5="http://schemas.microsoft.com/office/drawing/2016/5/11/chartex" xmlns:cx6="http://schemas.microsoft.com/office/drawing/2016/5/12/chartex" xmlns:cx7="http://schemas.microsoft.com/office/drawing/2016/5/13/chartex" xmlns:cx8="http://schemas.microsoft.com/office/drawing/2016/5/14/chartex" xmlns:mc="http://schemas.openxmlformats.org/markup-compatibility/2006" xmlns:aink="http://schemas.microsoft.com/office/drawing/2016/ink" xmlns:am3d="http://schemas.microsoft.com/office/drawing/2017/model3d" xmlns:o="urn:schemas-microsoft-com:office:office" xmlns:r="http://schemas.openxmlformats.org/officeDocument/2006/relationships" xmlns:m="http://schemas.openxmlformats.org/officeDocument/2006/math" xmlns:v="urn:schemas-microsoft-com:vml" xmlns:wp14="http://schemas.microsoft.com/office/word/2010/wordprocessingDrawing" xmlns:wp="http://schemas.openxmlformats.org/drawingml/2006/wordprocessingDrawing" xmlns:w10="urn:schemas-microsoft-com:office:word" xmlns:w="http://schemas.openxmlformats.org/wordprocessingml/2006/main" xmlns:w14="http://schemas.microsoft.com/office/word/2010/wordml" xmlns:w15="http://schemas.microsoft.com/office/word/2012/wordml" xmlns:w16cex="http://schemas.microsoft.com/office/word/2018/wordml/cex" xmlns:w16cid="http://schemas.microsoft.com/office/word/2016/wordml/cid" xmlns:w16="http://schemas.microsoft.com/office/word/2018/wordml" xmlns:w16sdtdh="http://schemas.microsoft.com/office/word/2020/wordml/sdtdatahash" xmlns:w16se="http://schemas.microsoft.com/office/word/2015/wordml/symex" xmlns:wpg="http://schemas.microsoft.com/office/word/2010/wordprocessingGroup" xmlns:wpi="http://schemas.microsoft.com/office/word/2010/wordprocessingInk" xmlns:wne="http://schemas.microsoft.com/office/word/2006/wordml" xmlns:wps="http://schemas.microsoft.com/office/word/2010/wordprocessingShape" mc:Ignorable="w14 w15 w16se w16cid w16 w16cex w16sdtdh wp14">
+<w:endnotes xmlns:wpc="http://schemas.microsoft.com/office/word/2010/wordprocessingCanvas" xmlns:mc="http://schemas.openxmlformats.org/markup-compatibility/2006" xmlns:o="urn:schemas-microsoft-com:office:office" xmlns:r="http://schemas.openxmlformats.org/officeDocument/2006/relationships" xmlns:m="http://schemas.openxmlformats.org/officeDocument/2006/math" xmlns:v="urn:schemas-microsoft-com:vml" xmlns:wp14="http://schemas.microsoft.com/office/word/2010/wordprocessingDrawing" xmlns:wp="http://schemas.openxmlformats.org/drawingml/2006/wordprocessingDrawing" xmlns:w10="urn:schemas-microsoft-com:office:word" xmlns:w="http://schemas.openxmlformats.org/wordprocessingml/2006/main" xmlns:w14="http://schemas.microsoft.com/office/word/2010/wordml" xmlns:w15="http://schemas.microsoft.com/office/word/2012/wordml" xmlns:wpg="http://schemas.microsoft.com/office/word/2010/wordprocessingGroup" xmlns:wpi="http://schemas.microsoft.com/office/word/2010/wordprocessingInk" xmlns:wne="http://schemas.microsoft.com/office/word/2006/wordml" xmlns:wps="http://schemas.microsoft.com/office/word/2010/wordprocessingShape" mc:Ignorable="w14 w15 wp14">
   <w:endnote w:type="separator" w:id="-1">
     <w:p>
       <w:pPr>
@@ -7447,7 +6045,7 @@
 </file>
 
 <file path=word/footer1.xml><?xml version="1.0" encoding="utf-8"?>
-<w:ftr xmlns:wpc="http://schemas.microsoft.com/office/word/2010/wordprocessingCanvas" xmlns:cx="http://schemas.microsoft.com/office/drawing/2014/chartex" xmlns:cx1="http://schemas.microsoft.com/office/drawing/2015/9/8/chartex" xmlns:cx2="http://schemas.microsoft.com/office/drawing/2015/10/21/chartex" xmlns:cx3="http://schemas.microsoft.com/office/drawing/2016/5/9/chartex" xmlns:cx4="http://schemas.microsoft.com/office/drawing/2016/5/10/chartex" xmlns:cx5="http://schemas.microsoft.com/office/drawing/2016/5/11/chartex" xmlns:cx6="http://schemas.microsoft.com/office/drawing/2016/5/12/chartex" xmlns:cx7="http://schemas.microsoft.com/office/drawing/2016/5/13/chartex" xmlns:cx8="http://schemas.microsoft.com/office/drawing/2016/5/14/chartex" xmlns:mc="http://schemas.openxmlformats.org/markup-compatibility/2006" xmlns:aink="http://schemas.microsoft.com/office/drawing/2016/ink" xmlns:am3d="http://schemas.microsoft.com/office/drawing/2017/model3d" xmlns:o="urn:schemas-microsoft-com:office:office" xmlns:r="http://schemas.openxmlformats.org/officeDocument/2006/relationships" xmlns:m="http://schemas.openxmlformats.org/officeDocument/2006/math" xmlns:v="urn:schemas-microsoft-com:vml" xmlns:wp14="http://schemas.microsoft.com/office/word/2010/wordprocessingDrawing" xmlns:wp="http://schemas.openxmlformats.org/drawingml/2006/wordprocessingDrawing" xmlns:w10="urn:schemas-microsoft-com:office:word" xmlns:w="http://schemas.openxmlformats.org/wordprocessingml/2006/main" xmlns:w14="http://schemas.microsoft.com/office/word/2010/wordml" xmlns:w15="http://schemas.microsoft.com/office/word/2012/wordml" xmlns:w16cex="http://schemas.microsoft.com/office/word/2018/wordml/cex" xmlns:w16cid="http://schemas.microsoft.com/office/word/2016/wordml/cid" xmlns:w16="http://schemas.microsoft.com/office/word/2018/wordml" xmlns:w16sdtdh="http://schemas.microsoft.com/office/word/2020/wordml/sdtdatahash" xmlns:w16se="http://schemas.microsoft.com/office/word/2015/wordml/symex" xmlns:wpg="http://schemas.microsoft.com/office/word/2010/wordprocessingGroup" xmlns:wpi="http://schemas.microsoft.com/office/word/2010/wordprocessingInk" xmlns:wne="http://schemas.microsoft.com/office/word/2006/wordml" xmlns:wps="http://schemas.microsoft.com/office/word/2010/wordprocessingShape" mc:Ignorable="w14 w15 w16se w16cid w16 w16cex w16sdtdh wp14">
+<w:ftr xmlns:wpc="http://schemas.microsoft.com/office/word/2010/wordprocessingCanvas" xmlns:mc="http://schemas.openxmlformats.org/markup-compatibility/2006" xmlns:o="urn:schemas-microsoft-com:office:office" xmlns:r="http://schemas.openxmlformats.org/officeDocument/2006/relationships" xmlns:m="http://schemas.openxmlformats.org/officeDocument/2006/math" xmlns:v="urn:schemas-microsoft-com:vml" xmlns:wp14="http://schemas.microsoft.com/office/word/2010/wordprocessingDrawing" xmlns:wp="http://schemas.openxmlformats.org/drawingml/2006/wordprocessingDrawing" xmlns:w10="urn:schemas-microsoft-com:office:word" xmlns:w="http://schemas.openxmlformats.org/wordprocessingml/2006/main" xmlns:w14="http://schemas.microsoft.com/office/word/2010/wordml" xmlns:w15="http://schemas.microsoft.com/office/word/2012/wordml" xmlns:wpg="http://schemas.microsoft.com/office/word/2010/wordprocessingGroup" xmlns:wpi="http://schemas.microsoft.com/office/word/2010/wordprocessingInk" xmlns:wne="http://schemas.microsoft.com/office/word/2006/wordml" xmlns:wps="http://schemas.microsoft.com/office/word/2010/wordprocessingShape" mc:Ignorable="w14 w15 wp14">
   <w:sdt>
     <w:sdtPr>
       <w:id w:val="821391154"/>
@@ -7472,7 +6070,10 @@
           <w:fldChar w:fldCharType="separate"/>
         </w:r>
         <w:r>
-          <w:t>5</w:t>
+          <w:rPr>
+            <w:noProof/>
+          </w:rPr>
+          <w:t>3</w:t>
         </w:r>
         <w:r>
           <w:fldChar w:fldCharType="end"/>
@@ -7489,7 +6090,7 @@
 </file>
 
 <file path=word/footnotes.xml><?xml version="1.0" encoding="utf-8"?>
-<w:footnotes xmlns:wpc="http://schemas.microsoft.com/office/word/2010/wordprocessingCanvas" xmlns:cx="http://schemas.microsoft.com/office/drawing/2014/chartex" xmlns:cx1="http://schemas.microsoft.com/office/drawing/2015/9/8/chartex" xmlns:cx2="http://schemas.microsoft.com/office/drawing/2015/10/21/chartex" xmlns:cx3="http://schemas.microsoft.com/office/drawing/2016/5/9/chartex" xmlns:cx4="http://schemas.microsoft.com/office/drawing/2016/5/10/chartex" xmlns:cx5="http://schemas.microsoft.com/office/drawing/2016/5/11/chartex" xmlns:cx6="http://schemas.microsoft.com/office/drawing/2016/5/12/chartex" xmlns:cx7="http://schemas.microsoft.com/office/drawing/2016/5/13/chartex" xmlns:cx8="http://schemas.microsoft.com/office/drawing/2016/5/14/chartex" xmlns:mc="http://schemas.openxmlformats.org/markup-compatibility/2006" xmlns:aink="http://schemas.microsoft.com/office/drawing/2016/ink" xmlns:am3d="http://schemas.microsoft.com/office/drawing/2017/model3d" xmlns:o="urn:schemas-microsoft-com:office:office" xmlns:r="http://schemas.openxmlformats.org/officeDocument/2006/relationships" xmlns:m="http://schemas.openxmlformats.org/officeDocument/2006/math" xmlns:v="urn:schemas-microsoft-com:vml" xmlns:wp14="http://schemas.microsoft.com/office/word/2010/wordprocessingDrawing" xmlns:wp="http://schemas.openxmlformats.org/drawingml/2006/wordprocessingDrawing" xmlns:w10="urn:schemas-microsoft-com:office:word" xmlns:w="http://schemas.openxmlformats.org/wordprocessingml/2006/main" xmlns:w14="http://schemas.microsoft.com/office/word/2010/wordml" xmlns:w15="http://schemas.microsoft.com/office/word/2012/wordml" xmlns:w16cex="http://schemas.microsoft.com/office/word/2018/wordml/cex" xmlns:w16cid="http://schemas.microsoft.com/office/word/2016/wordml/cid" xmlns:w16="http://schemas.microsoft.com/office/word/2018/wordml" xmlns:w16sdtdh="http://schemas.microsoft.com/office/word/2020/wordml/sdtdatahash" xmlns:w16se="http://schemas.microsoft.com/office/word/2015/wordml/symex" xmlns:wpg="http://schemas.microsoft.com/office/word/2010/wordprocessingGroup" xmlns:wpi="http://schemas.microsoft.com/office/word/2010/wordprocessingInk" xmlns:wne="http://schemas.microsoft.com/office/word/2006/wordml" xmlns:wps="http://schemas.microsoft.com/office/word/2010/wordprocessingShape" mc:Ignorable="w14 w15 w16se w16cid w16 w16cex w16sdtdh wp14">
+<w:footnotes xmlns:wpc="http://schemas.microsoft.com/office/word/2010/wordprocessingCanvas" xmlns:mc="http://schemas.openxmlformats.org/markup-compatibility/2006" xmlns:o="urn:schemas-microsoft-com:office:office" xmlns:r="http://schemas.openxmlformats.org/officeDocument/2006/relationships" xmlns:m="http://schemas.openxmlformats.org/officeDocument/2006/math" xmlns:v="urn:schemas-microsoft-com:vml" xmlns:wp14="http://schemas.microsoft.com/office/word/2010/wordprocessingDrawing" xmlns:wp="http://schemas.openxmlformats.org/drawingml/2006/wordprocessingDrawing" xmlns:w10="urn:schemas-microsoft-com:office:word" xmlns:w="http://schemas.openxmlformats.org/wordprocessingml/2006/main" xmlns:w14="http://schemas.microsoft.com/office/word/2010/wordml" xmlns:w15="http://schemas.microsoft.com/office/word/2012/wordml" xmlns:wpg="http://schemas.microsoft.com/office/word/2010/wordprocessingGroup" xmlns:wpi="http://schemas.microsoft.com/office/word/2010/wordprocessingInk" xmlns:wne="http://schemas.microsoft.com/office/word/2006/wordml" xmlns:wps="http://schemas.microsoft.com/office/word/2010/wordprocessingShape" mc:Ignorable="w14 w15 wp14">
   <w:footnote w:type="separator" w:id="-1">
     <w:p>
       <w:pPr>
@@ -7514,8 +6115,8 @@
 </file>
 
 <file path=word/numbering.xml><?xml version="1.0" encoding="utf-8"?>
-<w:numbering xmlns:wpc="http://schemas.microsoft.com/office/word/2010/wordprocessingCanvas" xmlns:cx="http://schemas.microsoft.com/office/drawing/2014/chartex" xmlns:cx1="http://schemas.microsoft.com/office/drawing/2015/9/8/chartex" xmlns:cx2="http://schemas.microsoft.com/office/drawing/2015/10/21/chartex" xmlns:cx3="http://schemas.microsoft.com/office/drawing/2016/5/9/chartex" xmlns:cx4="http://schemas.microsoft.com/office/drawing/2016/5/10/chartex" xmlns:cx5="http://schemas.microsoft.com/office/drawing/2016/5/11/chartex" xmlns:cx6="http://schemas.microsoft.com/office/drawing/2016/5/12/chartex" xmlns:cx7="http://schemas.microsoft.com/office/drawing/2016/5/13/chartex" xmlns:cx8="http://schemas.microsoft.com/office/drawing/2016/5/14/chartex" xmlns:mc="http://schemas.openxmlformats.org/markup-compatibility/2006" xmlns:aink="http://schemas.microsoft.com/office/drawing/2016/ink" xmlns:am3d="http://schemas.microsoft.com/office/drawing/2017/model3d" xmlns:o="urn:schemas-microsoft-com:office:office" xmlns:r="http://schemas.openxmlformats.org/officeDocument/2006/relationships" xmlns:m="http://schemas.openxmlformats.org/officeDocument/2006/math" xmlns:v="urn:schemas-microsoft-com:vml" xmlns:wp14="http://schemas.microsoft.com/office/word/2010/wordprocessingDrawing" xmlns:wp="http://schemas.openxmlformats.org/drawingml/2006/wordprocessingDrawing" xmlns:w10="urn:schemas-microsoft-com:office:word" xmlns:w="http://schemas.openxmlformats.org/wordprocessingml/2006/main" xmlns:w14="http://schemas.microsoft.com/office/word/2010/wordml" xmlns:w15="http://schemas.microsoft.com/office/word/2012/wordml" xmlns:w16cex="http://schemas.microsoft.com/office/word/2018/wordml/cex" xmlns:w16cid="http://schemas.microsoft.com/office/word/2016/wordml/cid" xmlns:w16="http://schemas.microsoft.com/office/word/2018/wordml" xmlns:w16sdtdh="http://schemas.microsoft.com/office/word/2020/wordml/sdtdatahash" xmlns:w16se="http://schemas.microsoft.com/office/word/2015/wordml/symex" xmlns:wpg="http://schemas.microsoft.com/office/word/2010/wordprocessingGroup" xmlns:wpi="http://schemas.microsoft.com/office/word/2010/wordprocessingInk" xmlns:wne="http://schemas.microsoft.com/office/word/2006/wordml" xmlns:wps="http://schemas.microsoft.com/office/word/2010/wordprocessingShape" mc:Ignorable="w14 w15 w16se w16cid w16 w16cex w16sdtdh wp14">
-  <w:abstractNum w:abstractNumId="0" w15:restartNumberingAfterBreak="0">
+<w:numbering xmlns:wpc="http://schemas.microsoft.com/office/word/2010/wordprocessingCanvas" xmlns:mc="http://schemas.openxmlformats.org/markup-compatibility/2006" xmlns:o="urn:schemas-microsoft-com:office:office" xmlns:r="http://schemas.openxmlformats.org/officeDocument/2006/relationships" xmlns:m="http://schemas.openxmlformats.org/officeDocument/2006/math" xmlns:v="urn:schemas-microsoft-com:vml" xmlns:wp14="http://schemas.microsoft.com/office/word/2010/wordprocessingDrawing" xmlns:wp="http://schemas.openxmlformats.org/drawingml/2006/wordprocessingDrawing" xmlns:w10="urn:schemas-microsoft-com:office:word" xmlns:w="http://schemas.openxmlformats.org/wordprocessingml/2006/main" xmlns:w14="http://schemas.microsoft.com/office/word/2010/wordml" xmlns:w15="http://schemas.microsoft.com/office/word/2012/wordml" xmlns:wpg="http://schemas.microsoft.com/office/word/2010/wordprocessingGroup" xmlns:wpi="http://schemas.microsoft.com/office/word/2010/wordprocessingInk" xmlns:wne="http://schemas.microsoft.com/office/word/2006/wordml" xmlns:wps="http://schemas.microsoft.com/office/word/2010/wordprocessingShape" mc:Ignorable="w14 w15 wp14">
+  <w:abstractNum w:abstractNumId="0">
     <w:nsid w:val="7C8F4C02"/>
     <w:multiLevelType w:val="multilevel"/>
     <w:tmpl w:val="7C8F4C02"/>
@@ -7544,7 +6145,7 @@
       <w:lvlText w:val="%1.%2"/>
       <w:lvlJc w:val="left"/>
       <w:pPr>
-        <w:ind w:left="0" w:firstLine="0"/>
+        <w:ind w:left="4395" w:firstLine="0"/>
       </w:pPr>
       <w:rPr>
         <w:rFonts w:ascii="Times New Roman" w:hAnsi="Times New Roman" w:hint="default"/>
@@ -7660,7 +6261,7 @@
 </file>
 
 <file path=word/styles.xml><?xml version="1.0" encoding="utf-8"?>
-<w:styles xmlns:mc="http://schemas.openxmlformats.org/markup-compatibility/2006" xmlns:r="http://schemas.openxmlformats.org/officeDocument/2006/relationships" xmlns:w="http://schemas.openxmlformats.org/wordprocessingml/2006/main" xmlns:w14="http://schemas.microsoft.com/office/word/2010/wordml" xmlns:w15="http://schemas.microsoft.com/office/word/2012/wordml" xmlns:w16cex="http://schemas.microsoft.com/office/word/2018/wordml/cex" xmlns:w16cid="http://schemas.microsoft.com/office/word/2016/wordml/cid" xmlns:w16="http://schemas.microsoft.com/office/word/2018/wordml" xmlns:w16sdtdh="http://schemas.microsoft.com/office/word/2020/wordml/sdtdatahash" xmlns:w16se="http://schemas.microsoft.com/office/word/2015/wordml/symex" mc:Ignorable="w14 w15 w16se w16cid w16 w16cex w16sdtdh">
+<w:styles xmlns:mc="http://schemas.openxmlformats.org/markup-compatibility/2006" xmlns:r="http://schemas.openxmlformats.org/officeDocument/2006/relationships" xmlns:w="http://schemas.openxmlformats.org/wordprocessingml/2006/main" xmlns:w14="http://schemas.microsoft.com/office/word/2010/wordml" xmlns:w15="http://schemas.microsoft.com/office/word/2012/wordml" mc:Ignorable="w14 w15">
   <w:docDefaults>
     <w:rPrDefault>
       <w:rPr>
@@ -7670,7 +6271,7 @@
     </w:rPrDefault>
     <w:pPrDefault/>
   </w:docDefaults>
-  <w:latentStyles w:defLockedState="0" w:defUIPriority="99" w:defSemiHidden="0" w:defUnhideWhenUsed="0" w:defQFormat="0" w:count="376">
+  <w:latentStyles w:defLockedState="0" w:defUIPriority="99" w:defSemiHidden="0" w:defUnhideWhenUsed="0" w:defQFormat="0" w:count="371">
     <w:lsdException w:name="Normal" w:uiPriority="0" w:qFormat="1"/>
     <w:lsdException w:name="heading 1" w:uiPriority="9" w:qFormat="1"/>
     <w:lsdException w:name="heading 2" w:uiPriority="9" w:unhideWhenUsed="1" w:qFormat="1"/>
@@ -8039,11 +6640,6 @@
     <w:lsdException w:name="List Table 5 Dark Accent 6" w:uiPriority="50"/>
     <w:lsdException w:name="List Table 6 Colorful Accent 6" w:uiPriority="51"/>
     <w:lsdException w:name="List Table 7 Colorful Accent 6" w:uiPriority="52"/>
-    <w:lsdException w:name="Mention" w:semiHidden="1" w:unhideWhenUsed="1"/>
-    <w:lsdException w:name="Smart Hyperlink" w:semiHidden="1" w:unhideWhenUsed="1"/>
-    <w:lsdException w:name="Hashtag" w:semiHidden="1" w:unhideWhenUsed="1"/>
-    <w:lsdException w:name="Unresolved Mention" w:semiHidden="1" w:unhideWhenUsed="1"/>
-    <w:lsdException w:name="Smart Link" w:semiHidden="1" w:unhideWhenUsed="1"/>
   </w:latentStyles>
   <w:style w:type="paragraph" w:default="1" w:styleId="Normal">
     <w:name w:val="Normal"/>
@@ -8099,6 +6695,7 @@
         <w:numId w:val="1"/>
       </w:numPr>
       <w:spacing w:before="120" w:after="120" w:line="360" w:lineRule="auto"/>
+      <w:ind w:left="0"/>
       <w:outlineLvl w:val="1"/>
     </w:pPr>
     <w:rPr>
@@ -8373,6 +6970,7 @@
     <w:basedOn w:val="TableNormal"/>
     <w:uiPriority w:val="39"/>
     <w:tblPr>
+      <w:tblInd w:w="0" w:type="dxa"/>
       <w:tblBorders>
         <w:top w:val="single" w:sz="4" w:space="0" w:color="auto"/>
         <w:left w:val="single" w:sz="4" w:space="0" w:color="auto"/>
@@ -8381,6 +6979,12 @@
         <w:insideH w:val="single" w:sz="4" w:space="0" w:color="auto"/>
         <w:insideV w:val="single" w:sz="4" w:space="0" w:color="auto"/>
       </w:tblBorders>
+      <w:tblCellMar>
+        <w:top w:w="0" w:type="dxa"/>
+        <w:left w:w="108" w:type="dxa"/>
+        <w:bottom w:w="0" w:type="dxa"/>
+        <w:right w:w="108" w:type="dxa"/>
+      </w:tblCellMar>
     </w:tblPr>
   </w:style>
   <w:style w:type="paragraph" w:styleId="TOC1">
@@ -8620,6 +7224,7 @@
     <w:basedOn w:val="TableNormal"/>
     <w:uiPriority w:val="99"/>
     <w:tblPr>
+      <w:tblInd w:w="0" w:type="dxa"/>
       <w:tblBorders>
         <w:top w:val="single" w:sz="8" w:space="0" w:color="auto"/>
         <w:left w:val="single" w:sz="8" w:space="0" w:color="auto"/>
@@ -8630,7 +7235,9 @@
       </w:tblBorders>
       <w:tblCellMar>
         <w:top w:w="85" w:type="dxa"/>
+        <w:left w:w="108" w:type="dxa"/>
         <w:bottom w:w="85" w:type="dxa"/>
+        <w:right w:w="108" w:type="dxa"/>
       </w:tblCellMar>
     </w:tblPr>
     <w:tcPr>
@@ -9088,7 +7695,7 @@
 </file>
 
 <file path=customXml/itemProps1.xml><?xml version="1.0" encoding="utf-8"?>
-<ds:datastoreItem xmlns:ds="http://schemas.openxmlformats.org/officeDocument/2006/customXml" ds:itemID="{22766C2C-6949-4070-BDBD-0E61FC643DBC}">
+<ds:datastoreItem xmlns:ds="http://schemas.openxmlformats.org/officeDocument/2006/customXml" ds:itemID="{24FEA64A-91E7-4706-ABBE-93A8BC91514D}">
   <ds:schemaRefs>
     <ds:schemaRef ds:uri="http://schemas.openxmlformats.org/officeDocument/2006/bibliography"/>
   </ds:schemaRefs>
